--- a/server/src/templates/employee-card-template.docx
+++ b/server/src/templates/employee-card-template.docx
@@ -1833,7 +1833,7 @@
       <w:tr>
         <w:tc>
           <w:tcPr>
-            <w:tcW w:type="pct" w:w="16%"/>
+            <w:tcW w:type="pct" w:w="14%"/>
           </w:tcPr>
           <w:p>
             <w:pPr>
@@ -1853,7 +1853,7 @@
         </w:tc>
         <w:tc>
           <w:tcPr>
-            <w:tcW w:type="pct" w:w="14%"/>
+            <w:tcW w:type="pct" w:w="12%"/>
           </w:tcPr>
           <w:p>
             <w:pPr>
@@ -1873,7 +1873,7 @@
         </w:tc>
         <w:tc>
           <w:tcPr>
-            <w:tcW w:type="pct" w:w="10%"/>
+            <w:tcW w:type="pct" w:w="12%"/>
           </w:tcPr>
           <w:p>
             <w:pPr>
@@ -1893,7 +1893,7 @@
         </w:tc>
         <w:tc>
           <w:tcPr>
-            <w:tcW w:type="pct" w:w="8%"/>
+            <w:tcW w:type="pct" w:w="6%"/>
           </w:tcPr>
           <w:p>
             <w:pPr>
@@ -1973,7 +1973,7 @@
         </w:tc>
         <w:tc>
           <w:tcPr>
-            <w:tcW w:type="pct" w:w="10%"/>
+            <w:tcW w:type="pct" w:w="8%"/>
           </w:tcPr>
           <w:p>
             <w:pPr>
@@ -2013,7 +2013,7 @@
         </w:tc>
         <w:tc>
           <w:tcPr>
-            <w:tcW w:type="pct" w:w="8%"/>
+            <w:tcW w:type="pct" w:w="6%"/>
           </w:tcPr>
           <w:p>
             <w:pPr>
@@ -2035,7 +2035,7 @@
       <w:tr>
         <w:tc>
           <w:tcPr>
-            <w:tcW w:type="pct" w:w="16%"/>
+            <w:tcW w:type="pct" w:w="14%"/>
           </w:tcPr>
           <w:p>
             <w:pPr>
@@ -2053,6 +2053,170 @@
         </w:tc>
         <w:tc>
           <w:tcPr>
+            <w:tcW w:type="pct" w:w="12%"/>
+          </w:tcPr>
+          <w:p>
+            <w:pPr>
+              <w:jc w:val="left"/>
+            </w:pPr>
+            <w:r>
+              <w:rPr>
+                <w:rFonts w:ascii="Times New Roman" w:cs="Times New Roman" w:eastAsia="Times New Roman" w:hAnsi="Times New Roman"/>
+                <w:sz w:val="22"/>
+                <w:szCs w:val="22"/>
+              </w:rPr>
+              <w:t xml:space="preserve"/>
+            </w:r>
+          </w:p>
+        </w:tc>
+        <w:tc>
+          <w:tcPr>
+            <w:tcW w:type="pct" w:w="12%"/>
+          </w:tcPr>
+          <w:p>
+            <w:pPr>
+              <w:jc w:val="left"/>
+            </w:pPr>
+            <w:r>
+              <w:rPr>
+                <w:rFonts w:ascii="Times New Roman" w:cs="Times New Roman" w:eastAsia="Times New Roman" w:hAnsi="Times New Roman"/>
+                <w:sz w:val="22"/>
+                <w:szCs w:val="22"/>
+              </w:rPr>
+              <w:t xml:space="preserve">{history_date_0}</w:t>
+            </w:r>
+          </w:p>
+        </w:tc>
+        <w:tc>
+          <w:tcPr>
+            <w:tcW w:type="pct" w:w="6%"/>
+          </w:tcPr>
+          <w:p>
+            <w:pPr>
+              <w:jc w:val="left"/>
+            </w:pPr>
+            <w:r>
+              <w:rPr>
+                <w:rFonts w:ascii="Times New Roman" w:cs="Times New Roman" w:eastAsia="Times New Roman" w:hAnsi="Times New Roman"/>
+                <w:sz w:val="22"/>
+                <w:szCs w:val="22"/>
+              </w:rPr>
+              <w:t xml:space="preserve">{history_qty_0}</w:t>
+            </w:r>
+          </w:p>
+        </w:tc>
+        <w:tc>
+          <w:tcPr>
+            <w:tcW w:type="pct" w:w="8%"/>
+          </w:tcPr>
+          <w:p>
+            <w:pPr>
+              <w:jc w:val="left"/>
+            </w:pPr>
+            <w:r>
+              <w:rPr>
+                <w:rFonts w:ascii="Times New Roman" w:cs="Times New Roman" w:eastAsia="Times New Roman" w:hAnsi="Times New Roman"/>
+                <w:sz w:val="22"/>
+                <w:szCs w:val="22"/>
+              </w:rPr>
+              <w:t xml:space="preserve">{history_type_0}</w:t>
+            </w:r>
+          </w:p>
+        </w:tc>
+        <w:tc>
+          <w:tcPr>
+            <w:tcW w:type="pct" w:w="10%"/>
+          </w:tcPr>
+          <w:p>
+            <w:pPr>
+              <w:jc w:val="left"/>
+            </w:pPr>
+            <w:r>
+              <w:rPr>
+                <w:rFonts w:ascii="Times New Roman" w:cs="Times New Roman" w:eastAsia="Times New Roman" w:hAnsi="Times New Roman"/>
+                <w:sz w:val="22"/>
+                <w:szCs w:val="22"/>
+              </w:rPr>
+              <w:t xml:space="preserve"/>
+            </w:r>
+          </w:p>
+        </w:tc>
+        <w:tc>
+          <w:tcPr>
+            <w:tcW w:type="pct" w:w="10%"/>
+          </w:tcPr>
+          <w:p>
+            <w:pPr>
+              <w:jc w:val="left"/>
+            </w:pPr>
+            <w:r>
+              <w:rPr>
+                <w:rFonts w:ascii="Times New Roman" w:cs="Times New Roman" w:eastAsia="Times New Roman" w:hAnsi="Times New Roman"/>
+                <w:sz w:val="22"/>
+                <w:szCs w:val="22"/>
+              </w:rPr>
+              <w:t xml:space="preserve">{history_return_date_0}</w:t>
+            </w:r>
+          </w:p>
+        </w:tc>
+        <w:tc>
+          <w:tcPr>
+            <w:tcW w:type="pct" w:w="8%"/>
+          </w:tcPr>
+          <w:p>
+            <w:pPr>
+              <w:jc w:val="left"/>
+            </w:pPr>
+            <w:r>
+              <w:rPr>
+                <w:rFonts w:ascii="Times New Roman" w:cs="Times New Roman" w:eastAsia="Times New Roman" w:hAnsi="Times New Roman"/>
+                <w:sz w:val="22"/>
+                <w:szCs w:val="22"/>
+              </w:rPr>
+              <w:t xml:space="preserve"/>
+            </w:r>
+          </w:p>
+        </w:tc>
+        <w:tc>
+          <w:tcPr>
+            <w:tcW w:type="pct" w:w="8%"/>
+          </w:tcPr>
+          <w:p>
+            <w:pPr>
+              <w:jc w:val="left"/>
+            </w:pPr>
+            <w:r>
+              <w:rPr>
+                <w:rFonts w:ascii="Times New Roman" w:cs="Times New Roman" w:eastAsia="Times New Roman" w:hAnsi="Times New Roman"/>
+                <w:sz w:val="22"/>
+                <w:szCs w:val="22"/>
+              </w:rPr>
+              <w:t xml:space="preserve"/>
+            </w:r>
+          </w:p>
+        </w:tc>
+        <w:tc>
+          <w:tcPr>
+            <w:tcW w:type="pct" w:w="6%"/>
+          </w:tcPr>
+          <w:p>
+            <w:pPr>
+              <w:jc w:val="left"/>
+            </w:pPr>
+            <w:r>
+              <w:rPr>
+                <w:rFonts w:ascii="Times New Roman" w:cs="Times New Roman" w:eastAsia="Times New Roman" w:hAnsi="Times New Roman"/>
+                <w:sz w:val="22"/>
+                <w:szCs w:val="22"/>
+              </w:rPr>
+              <w:t xml:space="preserve"/>
+            </w:r>
+          </w:p>
+        </w:tc>
+      </w:tr>
+      <w:tr>
+        <w:tc>
+          <w:tcPr>
             <w:tcW w:type="pct" w:w="14%"/>
           </w:tcPr>
           <w:p>
@@ -2065,7 +2229,79 @@
                 <w:sz w:val="22"/>
                 <w:szCs w:val="22"/>
               </w:rPr>
-              <w:t xml:space="preserve"/>
+              <w:t xml:space="preserve">{history_name_0}</w:t>
+            </w:r>
+          </w:p>
+        </w:tc>
+        <w:tc>
+          <w:tcPr>
+            <w:tcW w:type="pct" w:w="12%"/>
+          </w:tcPr>
+          <w:p>
+            <w:pPr>
+              <w:jc w:val="left"/>
+            </w:pPr>
+            <w:r>
+              <w:rPr>
+                <w:rFonts w:ascii="Times New Roman" w:cs="Times New Roman" w:eastAsia="Times New Roman" w:hAnsi="Times New Roman"/>
+                <w:sz w:val="22"/>
+                <w:szCs w:val="22"/>
+              </w:rPr>
+              <w:t xml:space="preserve"/>
+            </w:r>
+          </w:p>
+        </w:tc>
+        <w:tc>
+          <w:tcPr>
+            <w:tcW w:type="pct" w:w="12%"/>
+          </w:tcPr>
+          <w:p>
+            <w:pPr>
+              <w:jc w:val="left"/>
+            </w:pPr>
+            <w:r>
+              <w:rPr>
+                <w:rFonts w:ascii="Times New Roman" w:cs="Times New Roman" w:eastAsia="Times New Roman" w:hAnsi="Times New Roman"/>
+                <w:sz w:val="22"/>
+                <w:szCs w:val="22"/>
+              </w:rPr>
+              <w:t xml:space="preserve">{history_date_0}</w:t>
+            </w:r>
+          </w:p>
+        </w:tc>
+        <w:tc>
+          <w:tcPr>
+            <w:tcW w:type="pct" w:w="6%"/>
+          </w:tcPr>
+          <w:p>
+            <w:pPr>
+              <w:jc w:val="left"/>
+            </w:pPr>
+            <w:r>
+              <w:rPr>
+                <w:rFonts w:ascii="Times New Roman" w:cs="Times New Roman" w:eastAsia="Times New Roman" w:hAnsi="Times New Roman"/>
+                <w:sz w:val="22"/>
+                <w:szCs w:val="22"/>
+              </w:rPr>
+              <w:t xml:space="preserve">{history_qty_0}</w:t>
+            </w:r>
+          </w:p>
+        </w:tc>
+        <w:tc>
+          <w:tcPr>
+            <w:tcW w:type="pct" w:w="8%"/>
+          </w:tcPr>
+          <w:p>
+            <w:pPr>
+              <w:jc w:val="left"/>
+            </w:pPr>
+            <w:r>
+              <w:rPr>
+                <w:rFonts w:ascii="Times New Roman" w:cs="Times New Roman" w:eastAsia="Times New Roman" w:hAnsi="Times New Roman"/>
+                <w:sz w:val="22"/>
+                <w:szCs w:val="22"/>
+              </w:rPr>
+              <w:t xml:space="preserve">{history_type_0}</w:t>
             </w:r>
           </w:p>
         </w:tc>
@@ -2083,12 +2319,158 @@
                 <w:sz w:val="22"/>
                 <w:szCs w:val="22"/>
               </w:rPr>
+              <w:t xml:space="preserve"/>
+            </w:r>
+          </w:p>
+        </w:tc>
+        <w:tc>
+          <w:tcPr>
+            <w:tcW w:type="pct" w:w="10%"/>
+          </w:tcPr>
+          <w:p>
+            <w:pPr>
+              <w:jc w:val="left"/>
+            </w:pPr>
+            <w:r>
+              <w:rPr>
+                <w:rFonts w:ascii="Times New Roman" w:cs="Times New Roman" w:eastAsia="Times New Roman" w:hAnsi="Times New Roman"/>
+                <w:sz w:val="22"/>
+                <w:szCs w:val="22"/>
+              </w:rPr>
+              <w:t xml:space="preserve">{history_return_date_0}</w:t>
+            </w:r>
+          </w:p>
+        </w:tc>
+        <w:tc>
+          <w:tcPr>
+            <w:tcW w:type="pct" w:w="8%"/>
+          </w:tcPr>
+          <w:p>
+            <w:pPr>
+              <w:jc w:val="left"/>
+            </w:pPr>
+            <w:r>
+              <w:rPr>
+                <w:rFonts w:ascii="Times New Roman" w:cs="Times New Roman" w:eastAsia="Times New Roman" w:hAnsi="Times New Roman"/>
+                <w:sz w:val="22"/>
+                <w:szCs w:val="22"/>
+              </w:rPr>
+              <w:t xml:space="preserve"/>
+            </w:r>
+          </w:p>
+        </w:tc>
+        <w:tc>
+          <w:tcPr>
+            <w:tcW w:type="pct" w:w="8%"/>
+          </w:tcPr>
+          <w:p>
+            <w:pPr>
+              <w:jc w:val="left"/>
+            </w:pPr>
+            <w:r>
+              <w:rPr>
+                <w:rFonts w:ascii="Times New Roman" w:cs="Times New Roman" w:eastAsia="Times New Roman" w:hAnsi="Times New Roman"/>
+                <w:sz w:val="22"/>
+                <w:szCs w:val="22"/>
+              </w:rPr>
+              <w:t xml:space="preserve"/>
+            </w:r>
+          </w:p>
+        </w:tc>
+        <w:tc>
+          <w:tcPr>
+            <w:tcW w:type="pct" w:w="6%"/>
+          </w:tcPr>
+          <w:p>
+            <w:pPr>
+              <w:jc w:val="left"/>
+            </w:pPr>
+            <w:r>
+              <w:rPr>
+                <w:rFonts w:ascii="Times New Roman" w:cs="Times New Roman" w:eastAsia="Times New Roman" w:hAnsi="Times New Roman"/>
+                <w:sz w:val="22"/>
+                <w:szCs w:val="22"/>
+              </w:rPr>
+              <w:t xml:space="preserve"/>
+            </w:r>
+          </w:p>
+        </w:tc>
+      </w:tr>
+      <w:tr>
+        <w:tc>
+          <w:tcPr>
+            <w:tcW w:type="pct" w:w="14%"/>
+          </w:tcPr>
+          <w:p>
+            <w:pPr>
+              <w:jc w:val="left"/>
+            </w:pPr>
+            <w:r>
+              <w:rPr>
+                <w:rFonts w:ascii="Times New Roman" w:cs="Times New Roman" w:eastAsia="Times New Roman" w:hAnsi="Times New Roman"/>
+                <w:sz w:val="22"/>
+                <w:szCs w:val="22"/>
+              </w:rPr>
+              <w:t xml:space="preserve">{history_name_0}</w:t>
+            </w:r>
+          </w:p>
+        </w:tc>
+        <w:tc>
+          <w:tcPr>
+            <w:tcW w:type="pct" w:w="12%"/>
+          </w:tcPr>
+          <w:p>
+            <w:pPr>
+              <w:jc w:val="left"/>
+            </w:pPr>
+            <w:r>
+              <w:rPr>
+                <w:rFonts w:ascii="Times New Roman" w:cs="Times New Roman" w:eastAsia="Times New Roman" w:hAnsi="Times New Roman"/>
+                <w:sz w:val="22"/>
+                <w:szCs w:val="22"/>
+              </w:rPr>
+              <w:t xml:space="preserve"/>
+            </w:r>
+          </w:p>
+        </w:tc>
+        <w:tc>
+          <w:tcPr>
+            <w:tcW w:type="pct" w:w="12%"/>
+          </w:tcPr>
+          <w:p>
+            <w:pPr>
+              <w:jc w:val="left"/>
+            </w:pPr>
+            <w:r>
+              <w:rPr>
+                <w:rFonts w:ascii="Times New Roman" w:cs="Times New Roman" w:eastAsia="Times New Roman" w:hAnsi="Times New Roman"/>
+                <w:sz w:val="22"/>
+                <w:szCs w:val="22"/>
+              </w:rPr>
               <w:t xml:space="preserve">{history_date_0}</w:t>
             </w:r>
           </w:p>
         </w:tc>
         <w:tc>
           <w:tcPr>
+            <w:tcW w:type="pct" w:w="6%"/>
+          </w:tcPr>
+          <w:p>
+            <w:pPr>
+              <w:jc w:val="left"/>
+            </w:pPr>
+            <w:r>
+              <w:rPr>
+                <w:rFonts w:ascii="Times New Roman" w:cs="Times New Roman" w:eastAsia="Times New Roman" w:hAnsi="Times New Roman"/>
+                <w:sz w:val="22"/>
+                <w:szCs w:val="22"/>
+              </w:rPr>
+              <w:t xml:space="preserve">{history_qty_0}</w:t>
+            </w:r>
+          </w:p>
+        </w:tc>
+        <w:tc>
+          <w:tcPr>
             <w:tcW w:type="pct" w:w="8%"/>
           </w:tcPr>
           <w:p>
@@ -2101,6 +2483,170 @@
                 <w:sz w:val="22"/>
                 <w:szCs w:val="22"/>
               </w:rPr>
+              <w:t xml:space="preserve">{history_type_0}</w:t>
+            </w:r>
+          </w:p>
+        </w:tc>
+        <w:tc>
+          <w:tcPr>
+            <w:tcW w:type="pct" w:w="10%"/>
+          </w:tcPr>
+          <w:p>
+            <w:pPr>
+              <w:jc w:val="left"/>
+            </w:pPr>
+            <w:r>
+              <w:rPr>
+                <w:rFonts w:ascii="Times New Roman" w:cs="Times New Roman" w:eastAsia="Times New Roman" w:hAnsi="Times New Roman"/>
+                <w:sz w:val="22"/>
+                <w:szCs w:val="22"/>
+              </w:rPr>
+              <w:t xml:space="preserve"/>
+            </w:r>
+          </w:p>
+        </w:tc>
+        <w:tc>
+          <w:tcPr>
+            <w:tcW w:type="pct" w:w="10%"/>
+          </w:tcPr>
+          <w:p>
+            <w:pPr>
+              <w:jc w:val="left"/>
+            </w:pPr>
+            <w:r>
+              <w:rPr>
+                <w:rFonts w:ascii="Times New Roman" w:cs="Times New Roman" w:eastAsia="Times New Roman" w:hAnsi="Times New Roman"/>
+                <w:sz w:val="22"/>
+                <w:szCs w:val="22"/>
+              </w:rPr>
+              <w:t xml:space="preserve">{history_return_date_0}</w:t>
+            </w:r>
+          </w:p>
+        </w:tc>
+        <w:tc>
+          <w:tcPr>
+            <w:tcW w:type="pct" w:w="8%"/>
+          </w:tcPr>
+          <w:p>
+            <w:pPr>
+              <w:jc w:val="left"/>
+            </w:pPr>
+            <w:r>
+              <w:rPr>
+                <w:rFonts w:ascii="Times New Roman" w:cs="Times New Roman" w:eastAsia="Times New Roman" w:hAnsi="Times New Roman"/>
+                <w:sz w:val="22"/>
+                <w:szCs w:val="22"/>
+              </w:rPr>
+              <w:t xml:space="preserve"/>
+            </w:r>
+          </w:p>
+        </w:tc>
+        <w:tc>
+          <w:tcPr>
+            <w:tcW w:type="pct" w:w="8%"/>
+          </w:tcPr>
+          <w:p>
+            <w:pPr>
+              <w:jc w:val="left"/>
+            </w:pPr>
+            <w:r>
+              <w:rPr>
+                <w:rFonts w:ascii="Times New Roman" w:cs="Times New Roman" w:eastAsia="Times New Roman" w:hAnsi="Times New Roman"/>
+                <w:sz w:val="22"/>
+                <w:szCs w:val="22"/>
+              </w:rPr>
+              <w:t xml:space="preserve"/>
+            </w:r>
+          </w:p>
+        </w:tc>
+        <w:tc>
+          <w:tcPr>
+            <w:tcW w:type="pct" w:w="6%"/>
+          </w:tcPr>
+          <w:p>
+            <w:pPr>
+              <w:jc w:val="left"/>
+            </w:pPr>
+            <w:r>
+              <w:rPr>
+                <w:rFonts w:ascii="Times New Roman" w:cs="Times New Roman" w:eastAsia="Times New Roman" w:hAnsi="Times New Roman"/>
+                <w:sz w:val="22"/>
+                <w:szCs w:val="22"/>
+              </w:rPr>
+              <w:t xml:space="preserve"/>
+            </w:r>
+          </w:p>
+        </w:tc>
+      </w:tr>
+      <w:tr>
+        <w:tc>
+          <w:tcPr>
+            <w:tcW w:type="pct" w:w="14%"/>
+          </w:tcPr>
+          <w:p>
+            <w:pPr>
+              <w:jc w:val="left"/>
+            </w:pPr>
+            <w:r>
+              <w:rPr>
+                <w:rFonts w:ascii="Times New Roman" w:cs="Times New Roman" w:eastAsia="Times New Roman" w:hAnsi="Times New Roman"/>
+                <w:sz w:val="22"/>
+                <w:szCs w:val="22"/>
+              </w:rPr>
+              <w:t xml:space="preserve">{history_name_0}</w:t>
+            </w:r>
+          </w:p>
+        </w:tc>
+        <w:tc>
+          <w:tcPr>
+            <w:tcW w:type="pct" w:w="12%"/>
+          </w:tcPr>
+          <w:p>
+            <w:pPr>
+              <w:jc w:val="left"/>
+            </w:pPr>
+            <w:r>
+              <w:rPr>
+                <w:rFonts w:ascii="Times New Roman" w:cs="Times New Roman" w:eastAsia="Times New Roman" w:hAnsi="Times New Roman"/>
+                <w:sz w:val="22"/>
+                <w:szCs w:val="22"/>
+              </w:rPr>
+              <w:t xml:space="preserve"/>
+            </w:r>
+          </w:p>
+        </w:tc>
+        <w:tc>
+          <w:tcPr>
+            <w:tcW w:type="pct" w:w="12%"/>
+          </w:tcPr>
+          <w:p>
+            <w:pPr>
+              <w:jc w:val="left"/>
+            </w:pPr>
+            <w:r>
+              <w:rPr>
+                <w:rFonts w:ascii="Times New Roman" w:cs="Times New Roman" w:eastAsia="Times New Roman" w:hAnsi="Times New Roman"/>
+                <w:sz w:val="22"/>
+                <w:szCs w:val="22"/>
+              </w:rPr>
+              <w:t xml:space="preserve">{history_date_0}</w:t>
+            </w:r>
+          </w:p>
+        </w:tc>
+        <w:tc>
+          <w:tcPr>
+            <w:tcW w:type="pct" w:w="6%"/>
+          </w:tcPr>
+          <w:p>
+            <w:pPr>
+              <w:jc w:val="left"/>
+            </w:pPr>
+            <w:r>
+              <w:rPr>
+                <w:rFonts w:ascii="Times New Roman" w:cs="Times New Roman" w:eastAsia="Times New Roman" w:hAnsi="Times New Roman"/>
+                <w:sz w:val="22"/>
+                <w:szCs w:val="22"/>
+              </w:rPr>
               <w:t xml:space="preserve">{history_qty_0}</w:t>
             </w:r>
           </w:p>
@@ -2161,6 +2707,152 @@
         </w:tc>
         <w:tc>
           <w:tcPr>
+            <w:tcW w:type="pct" w:w="8%"/>
+          </w:tcPr>
+          <w:p>
+            <w:pPr>
+              <w:jc w:val="left"/>
+            </w:pPr>
+            <w:r>
+              <w:rPr>
+                <w:rFonts w:ascii="Times New Roman" w:cs="Times New Roman" w:eastAsia="Times New Roman" w:hAnsi="Times New Roman"/>
+                <w:sz w:val="22"/>
+                <w:szCs w:val="22"/>
+              </w:rPr>
+              <w:t xml:space="preserve"/>
+            </w:r>
+          </w:p>
+        </w:tc>
+        <w:tc>
+          <w:tcPr>
+            <w:tcW w:type="pct" w:w="8%"/>
+          </w:tcPr>
+          <w:p>
+            <w:pPr>
+              <w:jc w:val="left"/>
+            </w:pPr>
+            <w:r>
+              <w:rPr>
+                <w:rFonts w:ascii="Times New Roman" w:cs="Times New Roman" w:eastAsia="Times New Roman" w:hAnsi="Times New Roman"/>
+                <w:sz w:val="22"/>
+                <w:szCs w:val="22"/>
+              </w:rPr>
+              <w:t xml:space="preserve"/>
+            </w:r>
+          </w:p>
+        </w:tc>
+        <w:tc>
+          <w:tcPr>
+            <w:tcW w:type="pct" w:w="6%"/>
+          </w:tcPr>
+          <w:p>
+            <w:pPr>
+              <w:jc w:val="left"/>
+            </w:pPr>
+            <w:r>
+              <w:rPr>
+                <w:rFonts w:ascii="Times New Roman" w:cs="Times New Roman" w:eastAsia="Times New Roman" w:hAnsi="Times New Roman"/>
+                <w:sz w:val="22"/>
+                <w:szCs w:val="22"/>
+              </w:rPr>
+              <w:t xml:space="preserve"/>
+            </w:r>
+          </w:p>
+        </w:tc>
+      </w:tr>
+      <w:tr>
+        <w:tc>
+          <w:tcPr>
+            <w:tcW w:type="pct" w:w="14%"/>
+          </w:tcPr>
+          <w:p>
+            <w:pPr>
+              <w:jc w:val="left"/>
+            </w:pPr>
+            <w:r>
+              <w:rPr>
+                <w:rFonts w:ascii="Times New Roman" w:cs="Times New Roman" w:eastAsia="Times New Roman" w:hAnsi="Times New Roman"/>
+                <w:sz w:val="22"/>
+                <w:szCs w:val="22"/>
+              </w:rPr>
+              <w:t xml:space="preserve">{history_name_0}</w:t>
+            </w:r>
+          </w:p>
+        </w:tc>
+        <w:tc>
+          <w:tcPr>
+            <w:tcW w:type="pct" w:w="12%"/>
+          </w:tcPr>
+          <w:p>
+            <w:pPr>
+              <w:jc w:val="left"/>
+            </w:pPr>
+            <w:r>
+              <w:rPr>
+                <w:rFonts w:ascii="Times New Roman" w:cs="Times New Roman" w:eastAsia="Times New Roman" w:hAnsi="Times New Roman"/>
+                <w:sz w:val="22"/>
+                <w:szCs w:val="22"/>
+              </w:rPr>
+              <w:t xml:space="preserve"/>
+            </w:r>
+          </w:p>
+        </w:tc>
+        <w:tc>
+          <w:tcPr>
+            <w:tcW w:type="pct" w:w="12%"/>
+          </w:tcPr>
+          <w:p>
+            <w:pPr>
+              <w:jc w:val="left"/>
+            </w:pPr>
+            <w:r>
+              <w:rPr>
+                <w:rFonts w:ascii="Times New Roman" w:cs="Times New Roman" w:eastAsia="Times New Roman" w:hAnsi="Times New Roman"/>
+                <w:sz w:val="22"/>
+                <w:szCs w:val="22"/>
+              </w:rPr>
+              <w:t xml:space="preserve">{history_date_0}</w:t>
+            </w:r>
+          </w:p>
+        </w:tc>
+        <w:tc>
+          <w:tcPr>
+            <w:tcW w:type="pct" w:w="6%"/>
+          </w:tcPr>
+          <w:p>
+            <w:pPr>
+              <w:jc w:val="left"/>
+            </w:pPr>
+            <w:r>
+              <w:rPr>
+                <w:rFonts w:ascii="Times New Roman" w:cs="Times New Roman" w:eastAsia="Times New Roman" w:hAnsi="Times New Roman"/>
+                <w:sz w:val="22"/>
+                <w:szCs w:val="22"/>
+              </w:rPr>
+              <w:t xml:space="preserve">{history_qty_0}</w:t>
+            </w:r>
+          </w:p>
+        </w:tc>
+        <w:tc>
+          <w:tcPr>
+            <w:tcW w:type="pct" w:w="8%"/>
+          </w:tcPr>
+          <w:p>
+            <w:pPr>
+              <w:jc w:val="left"/>
+            </w:pPr>
+            <w:r>
+              <w:rPr>
+                <w:rFonts w:ascii="Times New Roman" w:cs="Times New Roman" w:eastAsia="Times New Roman" w:hAnsi="Times New Roman"/>
+                <w:sz w:val="22"/>
+                <w:szCs w:val="22"/>
+              </w:rPr>
+              <w:t xml:space="preserve">{history_type_0}</w:t>
+            </w:r>
+          </w:p>
+        </w:tc>
+        <w:tc>
+          <w:tcPr>
             <w:tcW w:type="pct" w:w="10%"/>
           </w:tcPr>
           <w:p>
@@ -2179,6 +2871,24 @@
         </w:tc>
         <w:tc>
           <w:tcPr>
+            <w:tcW w:type="pct" w:w="10%"/>
+          </w:tcPr>
+          <w:p>
+            <w:pPr>
+              <w:jc w:val="left"/>
+            </w:pPr>
+            <w:r>
+              <w:rPr>
+                <w:rFonts w:ascii="Times New Roman" w:cs="Times New Roman" w:eastAsia="Times New Roman" w:hAnsi="Times New Roman"/>
+                <w:sz w:val="22"/>
+                <w:szCs w:val="22"/>
+              </w:rPr>
+              <w:t xml:space="preserve">{history_return_date_0}</w:t>
+            </w:r>
+          </w:p>
+        </w:tc>
+        <w:tc>
+          <w:tcPr>
             <w:tcW w:type="pct" w:w="8%"/>
           </w:tcPr>
           <w:p>
@@ -2213,11 +2923,29 @@
             </w:r>
           </w:p>
         </w:tc>
-      </w:tr>
-      <w:tr>
-        <w:tc>
-          <w:tcPr>
-            <w:tcW w:type="pct" w:w="16%"/>
+        <w:tc>
+          <w:tcPr>
+            <w:tcW w:type="pct" w:w="6%"/>
+          </w:tcPr>
+          <w:p>
+            <w:pPr>
+              <w:jc w:val="left"/>
+            </w:pPr>
+            <w:r>
+              <w:rPr>
+                <w:rFonts w:ascii="Times New Roman" w:cs="Times New Roman" w:eastAsia="Times New Roman" w:hAnsi="Times New Roman"/>
+                <w:sz w:val="22"/>
+                <w:szCs w:val="22"/>
+              </w:rPr>
+              <w:t xml:space="preserve"/>
+            </w:r>
+          </w:p>
+        </w:tc>
+      </w:tr>
+      <w:tr>
+        <w:tc>
+          <w:tcPr>
+            <w:tcW w:type="pct" w:w="14%"/>
           </w:tcPr>
           <w:p>
             <w:pPr>
@@ -2235,6 +2963,170 @@
         </w:tc>
         <w:tc>
           <w:tcPr>
+            <w:tcW w:type="pct" w:w="12%"/>
+          </w:tcPr>
+          <w:p>
+            <w:pPr>
+              <w:jc w:val="left"/>
+            </w:pPr>
+            <w:r>
+              <w:rPr>
+                <w:rFonts w:ascii="Times New Roman" w:cs="Times New Roman" w:eastAsia="Times New Roman" w:hAnsi="Times New Roman"/>
+                <w:sz w:val="22"/>
+                <w:szCs w:val="22"/>
+              </w:rPr>
+              <w:t xml:space="preserve"/>
+            </w:r>
+          </w:p>
+        </w:tc>
+        <w:tc>
+          <w:tcPr>
+            <w:tcW w:type="pct" w:w="12%"/>
+          </w:tcPr>
+          <w:p>
+            <w:pPr>
+              <w:jc w:val="left"/>
+            </w:pPr>
+            <w:r>
+              <w:rPr>
+                <w:rFonts w:ascii="Times New Roman" w:cs="Times New Roman" w:eastAsia="Times New Roman" w:hAnsi="Times New Roman"/>
+                <w:sz w:val="22"/>
+                <w:szCs w:val="22"/>
+              </w:rPr>
+              <w:t xml:space="preserve">{history_date_0}</w:t>
+            </w:r>
+          </w:p>
+        </w:tc>
+        <w:tc>
+          <w:tcPr>
+            <w:tcW w:type="pct" w:w="6%"/>
+          </w:tcPr>
+          <w:p>
+            <w:pPr>
+              <w:jc w:val="left"/>
+            </w:pPr>
+            <w:r>
+              <w:rPr>
+                <w:rFonts w:ascii="Times New Roman" w:cs="Times New Roman" w:eastAsia="Times New Roman" w:hAnsi="Times New Roman"/>
+                <w:sz w:val="22"/>
+                <w:szCs w:val="22"/>
+              </w:rPr>
+              <w:t xml:space="preserve">{history_qty_0}</w:t>
+            </w:r>
+          </w:p>
+        </w:tc>
+        <w:tc>
+          <w:tcPr>
+            <w:tcW w:type="pct" w:w="8%"/>
+          </w:tcPr>
+          <w:p>
+            <w:pPr>
+              <w:jc w:val="left"/>
+            </w:pPr>
+            <w:r>
+              <w:rPr>
+                <w:rFonts w:ascii="Times New Roman" w:cs="Times New Roman" w:eastAsia="Times New Roman" w:hAnsi="Times New Roman"/>
+                <w:sz w:val="22"/>
+                <w:szCs w:val="22"/>
+              </w:rPr>
+              <w:t xml:space="preserve">{history_type_0}</w:t>
+            </w:r>
+          </w:p>
+        </w:tc>
+        <w:tc>
+          <w:tcPr>
+            <w:tcW w:type="pct" w:w="10%"/>
+          </w:tcPr>
+          <w:p>
+            <w:pPr>
+              <w:jc w:val="left"/>
+            </w:pPr>
+            <w:r>
+              <w:rPr>
+                <w:rFonts w:ascii="Times New Roman" w:cs="Times New Roman" w:eastAsia="Times New Roman" w:hAnsi="Times New Roman"/>
+                <w:sz w:val="22"/>
+                <w:szCs w:val="22"/>
+              </w:rPr>
+              <w:t xml:space="preserve"/>
+            </w:r>
+          </w:p>
+        </w:tc>
+        <w:tc>
+          <w:tcPr>
+            <w:tcW w:type="pct" w:w="10%"/>
+          </w:tcPr>
+          <w:p>
+            <w:pPr>
+              <w:jc w:val="left"/>
+            </w:pPr>
+            <w:r>
+              <w:rPr>
+                <w:rFonts w:ascii="Times New Roman" w:cs="Times New Roman" w:eastAsia="Times New Roman" w:hAnsi="Times New Roman"/>
+                <w:sz w:val="22"/>
+                <w:szCs w:val="22"/>
+              </w:rPr>
+              <w:t xml:space="preserve">{history_return_date_0}</w:t>
+            </w:r>
+          </w:p>
+        </w:tc>
+        <w:tc>
+          <w:tcPr>
+            <w:tcW w:type="pct" w:w="8%"/>
+          </w:tcPr>
+          <w:p>
+            <w:pPr>
+              <w:jc w:val="left"/>
+            </w:pPr>
+            <w:r>
+              <w:rPr>
+                <w:rFonts w:ascii="Times New Roman" w:cs="Times New Roman" w:eastAsia="Times New Roman" w:hAnsi="Times New Roman"/>
+                <w:sz w:val="22"/>
+                <w:szCs w:val="22"/>
+              </w:rPr>
+              <w:t xml:space="preserve"/>
+            </w:r>
+          </w:p>
+        </w:tc>
+        <w:tc>
+          <w:tcPr>
+            <w:tcW w:type="pct" w:w="8%"/>
+          </w:tcPr>
+          <w:p>
+            <w:pPr>
+              <w:jc w:val="left"/>
+            </w:pPr>
+            <w:r>
+              <w:rPr>
+                <w:rFonts w:ascii="Times New Roman" w:cs="Times New Roman" w:eastAsia="Times New Roman" w:hAnsi="Times New Roman"/>
+                <w:sz w:val="22"/>
+                <w:szCs w:val="22"/>
+              </w:rPr>
+              <w:t xml:space="preserve"/>
+            </w:r>
+          </w:p>
+        </w:tc>
+        <w:tc>
+          <w:tcPr>
+            <w:tcW w:type="pct" w:w="6%"/>
+          </w:tcPr>
+          <w:p>
+            <w:pPr>
+              <w:jc w:val="left"/>
+            </w:pPr>
+            <w:r>
+              <w:rPr>
+                <w:rFonts w:ascii="Times New Roman" w:cs="Times New Roman" w:eastAsia="Times New Roman" w:hAnsi="Times New Roman"/>
+                <w:sz w:val="22"/>
+                <w:szCs w:val="22"/>
+              </w:rPr>
+              <w:t xml:space="preserve"/>
+            </w:r>
+          </w:p>
+        </w:tc>
+      </w:tr>
+      <w:tr>
+        <w:tc>
+          <w:tcPr>
             <w:tcW w:type="pct" w:w="14%"/>
           </w:tcPr>
           <w:p>
@@ -2247,7 +3139,79 @@
                 <w:sz w:val="22"/>
                 <w:szCs w:val="22"/>
               </w:rPr>
-              <w:t xml:space="preserve"/>
+              <w:t xml:space="preserve">{history_name_0}</w:t>
+            </w:r>
+          </w:p>
+        </w:tc>
+        <w:tc>
+          <w:tcPr>
+            <w:tcW w:type="pct" w:w="12%"/>
+          </w:tcPr>
+          <w:p>
+            <w:pPr>
+              <w:jc w:val="left"/>
+            </w:pPr>
+            <w:r>
+              <w:rPr>
+                <w:rFonts w:ascii="Times New Roman" w:cs="Times New Roman" w:eastAsia="Times New Roman" w:hAnsi="Times New Roman"/>
+                <w:sz w:val="22"/>
+                <w:szCs w:val="22"/>
+              </w:rPr>
+              <w:t xml:space="preserve"/>
+            </w:r>
+          </w:p>
+        </w:tc>
+        <w:tc>
+          <w:tcPr>
+            <w:tcW w:type="pct" w:w="12%"/>
+          </w:tcPr>
+          <w:p>
+            <w:pPr>
+              <w:jc w:val="left"/>
+            </w:pPr>
+            <w:r>
+              <w:rPr>
+                <w:rFonts w:ascii="Times New Roman" w:cs="Times New Roman" w:eastAsia="Times New Roman" w:hAnsi="Times New Roman"/>
+                <w:sz w:val="22"/>
+                <w:szCs w:val="22"/>
+              </w:rPr>
+              <w:t xml:space="preserve">{history_date_0}</w:t>
+            </w:r>
+          </w:p>
+        </w:tc>
+        <w:tc>
+          <w:tcPr>
+            <w:tcW w:type="pct" w:w="6%"/>
+          </w:tcPr>
+          <w:p>
+            <w:pPr>
+              <w:jc w:val="left"/>
+            </w:pPr>
+            <w:r>
+              <w:rPr>
+                <w:rFonts w:ascii="Times New Roman" w:cs="Times New Roman" w:eastAsia="Times New Roman" w:hAnsi="Times New Roman"/>
+                <w:sz w:val="22"/>
+                <w:szCs w:val="22"/>
+              </w:rPr>
+              <w:t xml:space="preserve">{history_qty_0}</w:t>
+            </w:r>
+          </w:p>
+        </w:tc>
+        <w:tc>
+          <w:tcPr>
+            <w:tcW w:type="pct" w:w="8%"/>
+          </w:tcPr>
+          <w:p>
+            <w:pPr>
+              <w:jc w:val="left"/>
+            </w:pPr>
+            <w:r>
+              <w:rPr>
+                <w:rFonts w:ascii="Times New Roman" w:cs="Times New Roman" w:eastAsia="Times New Roman" w:hAnsi="Times New Roman"/>
+                <w:sz w:val="22"/>
+                <w:szCs w:val="22"/>
+              </w:rPr>
+              <w:t xml:space="preserve">{history_type_0}</w:t>
             </w:r>
           </w:p>
         </w:tc>
@@ -2265,12 +3229,158 @@
                 <w:sz w:val="22"/>
                 <w:szCs w:val="22"/>
               </w:rPr>
+              <w:t xml:space="preserve"/>
+            </w:r>
+          </w:p>
+        </w:tc>
+        <w:tc>
+          <w:tcPr>
+            <w:tcW w:type="pct" w:w="10%"/>
+          </w:tcPr>
+          <w:p>
+            <w:pPr>
+              <w:jc w:val="left"/>
+            </w:pPr>
+            <w:r>
+              <w:rPr>
+                <w:rFonts w:ascii="Times New Roman" w:cs="Times New Roman" w:eastAsia="Times New Roman" w:hAnsi="Times New Roman"/>
+                <w:sz w:val="22"/>
+                <w:szCs w:val="22"/>
+              </w:rPr>
+              <w:t xml:space="preserve">{history_return_date_0}</w:t>
+            </w:r>
+          </w:p>
+        </w:tc>
+        <w:tc>
+          <w:tcPr>
+            <w:tcW w:type="pct" w:w="8%"/>
+          </w:tcPr>
+          <w:p>
+            <w:pPr>
+              <w:jc w:val="left"/>
+            </w:pPr>
+            <w:r>
+              <w:rPr>
+                <w:rFonts w:ascii="Times New Roman" w:cs="Times New Roman" w:eastAsia="Times New Roman" w:hAnsi="Times New Roman"/>
+                <w:sz w:val="22"/>
+                <w:szCs w:val="22"/>
+              </w:rPr>
+              <w:t xml:space="preserve"/>
+            </w:r>
+          </w:p>
+        </w:tc>
+        <w:tc>
+          <w:tcPr>
+            <w:tcW w:type="pct" w:w="8%"/>
+          </w:tcPr>
+          <w:p>
+            <w:pPr>
+              <w:jc w:val="left"/>
+            </w:pPr>
+            <w:r>
+              <w:rPr>
+                <w:rFonts w:ascii="Times New Roman" w:cs="Times New Roman" w:eastAsia="Times New Roman" w:hAnsi="Times New Roman"/>
+                <w:sz w:val="22"/>
+                <w:szCs w:val="22"/>
+              </w:rPr>
+              <w:t xml:space="preserve"/>
+            </w:r>
+          </w:p>
+        </w:tc>
+        <w:tc>
+          <w:tcPr>
+            <w:tcW w:type="pct" w:w="6%"/>
+          </w:tcPr>
+          <w:p>
+            <w:pPr>
+              <w:jc w:val="left"/>
+            </w:pPr>
+            <w:r>
+              <w:rPr>
+                <w:rFonts w:ascii="Times New Roman" w:cs="Times New Roman" w:eastAsia="Times New Roman" w:hAnsi="Times New Roman"/>
+                <w:sz w:val="22"/>
+                <w:szCs w:val="22"/>
+              </w:rPr>
+              <w:t xml:space="preserve"/>
+            </w:r>
+          </w:p>
+        </w:tc>
+      </w:tr>
+      <w:tr>
+        <w:tc>
+          <w:tcPr>
+            <w:tcW w:type="pct" w:w="14%"/>
+          </w:tcPr>
+          <w:p>
+            <w:pPr>
+              <w:jc w:val="left"/>
+            </w:pPr>
+            <w:r>
+              <w:rPr>
+                <w:rFonts w:ascii="Times New Roman" w:cs="Times New Roman" w:eastAsia="Times New Roman" w:hAnsi="Times New Roman"/>
+                <w:sz w:val="22"/>
+                <w:szCs w:val="22"/>
+              </w:rPr>
+              <w:t xml:space="preserve">{history_name_0}</w:t>
+            </w:r>
+          </w:p>
+        </w:tc>
+        <w:tc>
+          <w:tcPr>
+            <w:tcW w:type="pct" w:w="12%"/>
+          </w:tcPr>
+          <w:p>
+            <w:pPr>
+              <w:jc w:val="left"/>
+            </w:pPr>
+            <w:r>
+              <w:rPr>
+                <w:rFonts w:ascii="Times New Roman" w:cs="Times New Roman" w:eastAsia="Times New Roman" w:hAnsi="Times New Roman"/>
+                <w:sz w:val="22"/>
+                <w:szCs w:val="22"/>
+              </w:rPr>
+              <w:t xml:space="preserve"/>
+            </w:r>
+          </w:p>
+        </w:tc>
+        <w:tc>
+          <w:tcPr>
+            <w:tcW w:type="pct" w:w="12%"/>
+          </w:tcPr>
+          <w:p>
+            <w:pPr>
+              <w:jc w:val="left"/>
+            </w:pPr>
+            <w:r>
+              <w:rPr>
+                <w:rFonts w:ascii="Times New Roman" w:cs="Times New Roman" w:eastAsia="Times New Roman" w:hAnsi="Times New Roman"/>
+                <w:sz w:val="22"/>
+                <w:szCs w:val="22"/>
+              </w:rPr>
               <w:t xml:space="preserve">{history_date_0}</w:t>
             </w:r>
           </w:p>
         </w:tc>
         <w:tc>
           <w:tcPr>
+            <w:tcW w:type="pct" w:w="6%"/>
+          </w:tcPr>
+          <w:p>
+            <w:pPr>
+              <w:jc w:val="left"/>
+            </w:pPr>
+            <w:r>
+              <w:rPr>
+                <w:rFonts w:ascii="Times New Roman" w:cs="Times New Roman" w:eastAsia="Times New Roman" w:hAnsi="Times New Roman"/>
+                <w:sz w:val="22"/>
+                <w:szCs w:val="22"/>
+              </w:rPr>
+              <w:t xml:space="preserve">{history_qty_0}</w:t>
+            </w:r>
+          </w:p>
+        </w:tc>
+        <w:tc>
+          <w:tcPr>
             <w:tcW w:type="pct" w:w="8%"/>
           </w:tcPr>
           <w:p>
@@ -2283,6 +3393,170 @@
                 <w:sz w:val="22"/>
                 <w:szCs w:val="22"/>
               </w:rPr>
+              <w:t xml:space="preserve">{history_type_0}</w:t>
+            </w:r>
+          </w:p>
+        </w:tc>
+        <w:tc>
+          <w:tcPr>
+            <w:tcW w:type="pct" w:w="10%"/>
+          </w:tcPr>
+          <w:p>
+            <w:pPr>
+              <w:jc w:val="left"/>
+            </w:pPr>
+            <w:r>
+              <w:rPr>
+                <w:rFonts w:ascii="Times New Roman" w:cs="Times New Roman" w:eastAsia="Times New Roman" w:hAnsi="Times New Roman"/>
+                <w:sz w:val="22"/>
+                <w:szCs w:val="22"/>
+              </w:rPr>
+              <w:t xml:space="preserve"/>
+            </w:r>
+          </w:p>
+        </w:tc>
+        <w:tc>
+          <w:tcPr>
+            <w:tcW w:type="pct" w:w="10%"/>
+          </w:tcPr>
+          <w:p>
+            <w:pPr>
+              <w:jc w:val="left"/>
+            </w:pPr>
+            <w:r>
+              <w:rPr>
+                <w:rFonts w:ascii="Times New Roman" w:cs="Times New Roman" w:eastAsia="Times New Roman" w:hAnsi="Times New Roman"/>
+                <w:sz w:val="22"/>
+                <w:szCs w:val="22"/>
+              </w:rPr>
+              <w:t xml:space="preserve">{history_return_date_0}</w:t>
+            </w:r>
+          </w:p>
+        </w:tc>
+        <w:tc>
+          <w:tcPr>
+            <w:tcW w:type="pct" w:w="8%"/>
+          </w:tcPr>
+          <w:p>
+            <w:pPr>
+              <w:jc w:val="left"/>
+            </w:pPr>
+            <w:r>
+              <w:rPr>
+                <w:rFonts w:ascii="Times New Roman" w:cs="Times New Roman" w:eastAsia="Times New Roman" w:hAnsi="Times New Roman"/>
+                <w:sz w:val="22"/>
+                <w:szCs w:val="22"/>
+              </w:rPr>
+              <w:t xml:space="preserve"/>
+            </w:r>
+          </w:p>
+        </w:tc>
+        <w:tc>
+          <w:tcPr>
+            <w:tcW w:type="pct" w:w="8%"/>
+          </w:tcPr>
+          <w:p>
+            <w:pPr>
+              <w:jc w:val="left"/>
+            </w:pPr>
+            <w:r>
+              <w:rPr>
+                <w:rFonts w:ascii="Times New Roman" w:cs="Times New Roman" w:eastAsia="Times New Roman" w:hAnsi="Times New Roman"/>
+                <w:sz w:val="22"/>
+                <w:szCs w:val="22"/>
+              </w:rPr>
+              <w:t xml:space="preserve"/>
+            </w:r>
+          </w:p>
+        </w:tc>
+        <w:tc>
+          <w:tcPr>
+            <w:tcW w:type="pct" w:w="6%"/>
+          </w:tcPr>
+          <w:p>
+            <w:pPr>
+              <w:jc w:val="left"/>
+            </w:pPr>
+            <w:r>
+              <w:rPr>
+                <w:rFonts w:ascii="Times New Roman" w:cs="Times New Roman" w:eastAsia="Times New Roman" w:hAnsi="Times New Roman"/>
+                <w:sz w:val="22"/>
+                <w:szCs w:val="22"/>
+              </w:rPr>
+              <w:t xml:space="preserve"/>
+            </w:r>
+          </w:p>
+        </w:tc>
+      </w:tr>
+      <w:tr>
+        <w:tc>
+          <w:tcPr>
+            <w:tcW w:type="pct" w:w="14%"/>
+          </w:tcPr>
+          <w:p>
+            <w:pPr>
+              <w:jc w:val="left"/>
+            </w:pPr>
+            <w:r>
+              <w:rPr>
+                <w:rFonts w:ascii="Times New Roman" w:cs="Times New Roman" w:eastAsia="Times New Roman" w:hAnsi="Times New Roman"/>
+                <w:sz w:val="22"/>
+                <w:szCs w:val="22"/>
+              </w:rPr>
+              <w:t xml:space="preserve">{history_name_0}</w:t>
+            </w:r>
+          </w:p>
+        </w:tc>
+        <w:tc>
+          <w:tcPr>
+            <w:tcW w:type="pct" w:w="12%"/>
+          </w:tcPr>
+          <w:p>
+            <w:pPr>
+              <w:jc w:val="left"/>
+            </w:pPr>
+            <w:r>
+              <w:rPr>
+                <w:rFonts w:ascii="Times New Roman" w:cs="Times New Roman" w:eastAsia="Times New Roman" w:hAnsi="Times New Roman"/>
+                <w:sz w:val="22"/>
+                <w:szCs w:val="22"/>
+              </w:rPr>
+              <w:t xml:space="preserve"/>
+            </w:r>
+          </w:p>
+        </w:tc>
+        <w:tc>
+          <w:tcPr>
+            <w:tcW w:type="pct" w:w="12%"/>
+          </w:tcPr>
+          <w:p>
+            <w:pPr>
+              <w:jc w:val="left"/>
+            </w:pPr>
+            <w:r>
+              <w:rPr>
+                <w:rFonts w:ascii="Times New Roman" w:cs="Times New Roman" w:eastAsia="Times New Roman" w:hAnsi="Times New Roman"/>
+                <w:sz w:val="22"/>
+                <w:szCs w:val="22"/>
+              </w:rPr>
+              <w:t xml:space="preserve">{history_date_0}</w:t>
+            </w:r>
+          </w:p>
+        </w:tc>
+        <w:tc>
+          <w:tcPr>
+            <w:tcW w:type="pct" w:w="6%"/>
+          </w:tcPr>
+          <w:p>
+            <w:pPr>
+              <w:jc w:val="left"/>
+            </w:pPr>
+            <w:r>
+              <w:rPr>
+                <w:rFonts w:ascii="Times New Roman" w:cs="Times New Roman" w:eastAsia="Times New Roman" w:hAnsi="Times New Roman"/>
+                <w:sz w:val="22"/>
+                <w:szCs w:val="22"/>
+              </w:rPr>
               <w:t xml:space="preserve">{history_qty_0}</w:t>
             </w:r>
           </w:p>
@@ -2343,6 +3617,152 @@
         </w:tc>
         <w:tc>
           <w:tcPr>
+            <w:tcW w:type="pct" w:w="8%"/>
+          </w:tcPr>
+          <w:p>
+            <w:pPr>
+              <w:jc w:val="left"/>
+            </w:pPr>
+            <w:r>
+              <w:rPr>
+                <w:rFonts w:ascii="Times New Roman" w:cs="Times New Roman" w:eastAsia="Times New Roman" w:hAnsi="Times New Roman"/>
+                <w:sz w:val="22"/>
+                <w:szCs w:val="22"/>
+              </w:rPr>
+              <w:t xml:space="preserve"/>
+            </w:r>
+          </w:p>
+        </w:tc>
+        <w:tc>
+          <w:tcPr>
+            <w:tcW w:type="pct" w:w="8%"/>
+          </w:tcPr>
+          <w:p>
+            <w:pPr>
+              <w:jc w:val="left"/>
+            </w:pPr>
+            <w:r>
+              <w:rPr>
+                <w:rFonts w:ascii="Times New Roman" w:cs="Times New Roman" w:eastAsia="Times New Roman" w:hAnsi="Times New Roman"/>
+                <w:sz w:val="22"/>
+                <w:szCs w:val="22"/>
+              </w:rPr>
+              <w:t xml:space="preserve"/>
+            </w:r>
+          </w:p>
+        </w:tc>
+        <w:tc>
+          <w:tcPr>
+            <w:tcW w:type="pct" w:w="6%"/>
+          </w:tcPr>
+          <w:p>
+            <w:pPr>
+              <w:jc w:val="left"/>
+            </w:pPr>
+            <w:r>
+              <w:rPr>
+                <w:rFonts w:ascii="Times New Roman" w:cs="Times New Roman" w:eastAsia="Times New Roman" w:hAnsi="Times New Roman"/>
+                <w:sz w:val="22"/>
+                <w:szCs w:val="22"/>
+              </w:rPr>
+              <w:t xml:space="preserve"/>
+            </w:r>
+          </w:p>
+        </w:tc>
+      </w:tr>
+      <w:tr>
+        <w:tc>
+          <w:tcPr>
+            <w:tcW w:type="pct" w:w="14%"/>
+          </w:tcPr>
+          <w:p>
+            <w:pPr>
+              <w:jc w:val="left"/>
+            </w:pPr>
+            <w:r>
+              <w:rPr>
+                <w:rFonts w:ascii="Times New Roman" w:cs="Times New Roman" w:eastAsia="Times New Roman" w:hAnsi="Times New Roman"/>
+                <w:sz w:val="22"/>
+                <w:szCs w:val="22"/>
+              </w:rPr>
+              <w:t xml:space="preserve">{history_name_0}</w:t>
+            </w:r>
+          </w:p>
+        </w:tc>
+        <w:tc>
+          <w:tcPr>
+            <w:tcW w:type="pct" w:w="12%"/>
+          </w:tcPr>
+          <w:p>
+            <w:pPr>
+              <w:jc w:val="left"/>
+            </w:pPr>
+            <w:r>
+              <w:rPr>
+                <w:rFonts w:ascii="Times New Roman" w:cs="Times New Roman" w:eastAsia="Times New Roman" w:hAnsi="Times New Roman"/>
+                <w:sz w:val="22"/>
+                <w:szCs w:val="22"/>
+              </w:rPr>
+              <w:t xml:space="preserve"/>
+            </w:r>
+          </w:p>
+        </w:tc>
+        <w:tc>
+          <w:tcPr>
+            <w:tcW w:type="pct" w:w="12%"/>
+          </w:tcPr>
+          <w:p>
+            <w:pPr>
+              <w:jc w:val="left"/>
+            </w:pPr>
+            <w:r>
+              <w:rPr>
+                <w:rFonts w:ascii="Times New Roman" w:cs="Times New Roman" w:eastAsia="Times New Roman" w:hAnsi="Times New Roman"/>
+                <w:sz w:val="22"/>
+                <w:szCs w:val="22"/>
+              </w:rPr>
+              <w:t xml:space="preserve">{history_date_0}</w:t>
+            </w:r>
+          </w:p>
+        </w:tc>
+        <w:tc>
+          <w:tcPr>
+            <w:tcW w:type="pct" w:w="6%"/>
+          </w:tcPr>
+          <w:p>
+            <w:pPr>
+              <w:jc w:val="left"/>
+            </w:pPr>
+            <w:r>
+              <w:rPr>
+                <w:rFonts w:ascii="Times New Roman" w:cs="Times New Roman" w:eastAsia="Times New Roman" w:hAnsi="Times New Roman"/>
+                <w:sz w:val="22"/>
+                <w:szCs w:val="22"/>
+              </w:rPr>
+              <w:t xml:space="preserve">{history_qty_0}</w:t>
+            </w:r>
+          </w:p>
+        </w:tc>
+        <w:tc>
+          <w:tcPr>
+            <w:tcW w:type="pct" w:w="8%"/>
+          </w:tcPr>
+          <w:p>
+            <w:pPr>
+              <w:jc w:val="left"/>
+            </w:pPr>
+            <w:r>
+              <w:rPr>
+                <w:rFonts w:ascii="Times New Roman" w:cs="Times New Roman" w:eastAsia="Times New Roman" w:hAnsi="Times New Roman"/>
+                <w:sz w:val="22"/>
+                <w:szCs w:val="22"/>
+              </w:rPr>
+              <w:t xml:space="preserve">{history_type_0}</w:t>
+            </w:r>
+          </w:p>
+        </w:tc>
+        <w:tc>
+          <w:tcPr>
             <w:tcW w:type="pct" w:w="10%"/>
           </w:tcPr>
           <w:p>
@@ -2361,6 +3781,24 @@
         </w:tc>
         <w:tc>
           <w:tcPr>
+            <w:tcW w:type="pct" w:w="10%"/>
+          </w:tcPr>
+          <w:p>
+            <w:pPr>
+              <w:jc w:val="left"/>
+            </w:pPr>
+            <w:r>
+              <w:rPr>
+                <w:rFonts w:ascii="Times New Roman" w:cs="Times New Roman" w:eastAsia="Times New Roman" w:hAnsi="Times New Roman"/>
+                <w:sz w:val="22"/>
+                <w:szCs w:val="22"/>
+              </w:rPr>
+              <w:t xml:space="preserve">{history_return_date_0}</w:t>
+            </w:r>
+          </w:p>
+        </w:tc>
+        <w:tc>
+          <w:tcPr>
             <w:tcW w:type="pct" w:w="8%"/>
           </w:tcPr>
           <w:p>
@@ -2395,1447 +3833,9 @@
             </w:r>
           </w:p>
         </w:tc>
-      </w:tr>
-      <w:tr>
-        <w:tc>
-          <w:tcPr>
-            <w:tcW w:type="pct" w:w="16%"/>
-          </w:tcPr>
-          <w:p>
-            <w:pPr>
-              <w:jc w:val="left"/>
-            </w:pPr>
-            <w:r>
-              <w:rPr>
-                <w:rFonts w:ascii="Times New Roman" w:cs="Times New Roman" w:eastAsia="Times New Roman" w:hAnsi="Times New Roman"/>
-                <w:sz w:val="22"/>
-                <w:szCs w:val="22"/>
-              </w:rPr>
-              <w:t xml:space="preserve">{history_name_0}</w:t>
-            </w:r>
-          </w:p>
-        </w:tc>
-        <w:tc>
-          <w:tcPr>
-            <w:tcW w:type="pct" w:w="14%"/>
-          </w:tcPr>
-          <w:p>
-            <w:pPr>
-              <w:jc w:val="left"/>
-            </w:pPr>
-            <w:r>
-              <w:rPr>
-                <w:rFonts w:ascii="Times New Roman" w:cs="Times New Roman" w:eastAsia="Times New Roman" w:hAnsi="Times New Roman"/>
-                <w:sz w:val="22"/>
-                <w:szCs w:val="22"/>
-              </w:rPr>
-              <w:t xml:space="preserve"/>
-            </w:r>
-          </w:p>
-        </w:tc>
-        <w:tc>
-          <w:tcPr>
-            <w:tcW w:type="pct" w:w="10%"/>
-          </w:tcPr>
-          <w:p>
-            <w:pPr>
-              <w:jc w:val="left"/>
-            </w:pPr>
-            <w:r>
-              <w:rPr>
-                <w:rFonts w:ascii="Times New Roman" w:cs="Times New Roman" w:eastAsia="Times New Roman" w:hAnsi="Times New Roman"/>
-                <w:sz w:val="22"/>
-                <w:szCs w:val="22"/>
-              </w:rPr>
-              <w:t xml:space="preserve">{history_date_0}</w:t>
-            </w:r>
-          </w:p>
-        </w:tc>
-        <w:tc>
-          <w:tcPr>
-            <w:tcW w:type="pct" w:w="8%"/>
-          </w:tcPr>
-          <w:p>
-            <w:pPr>
-              <w:jc w:val="left"/>
-            </w:pPr>
-            <w:r>
-              <w:rPr>
-                <w:rFonts w:ascii="Times New Roman" w:cs="Times New Roman" w:eastAsia="Times New Roman" w:hAnsi="Times New Roman"/>
-                <w:sz w:val="22"/>
-                <w:szCs w:val="22"/>
-              </w:rPr>
-              <w:t xml:space="preserve">{history_qty_0}</w:t>
-            </w:r>
-          </w:p>
-        </w:tc>
-        <w:tc>
-          <w:tcPr>
-            <w:tcW w:type="pct" w:w="8%"/>
-          </w:tcPr>
-          <w:p>
-            <w:pPr>
-              <w:jc w:val="left"/>
-            </w:pPr>
-            <w:r>
-              <w:rPr>
-                <w:rFonts w:ascii="Times New Roman" w:cs="Times New Roman" w:eastAsia="Times New Roman" w:hAnsi="Times New Roman"/>
-                <w:sz w:val="22"/>
-                <w:szCs w:val="22"/>
-              </w:rPr>
-              <w:t xml:space="preserve">{history_type_0}</w:t>
-            </w:r>
-          </w:p>
-        </w:tc>
-        <w:tc>
-          <w:tcPr>
-            <w:tcW w:type="pct" w:w="10%"/>
-          </w:tcPr>
-          <w:p>
-            <w:pPr>
-              <w:jc w:val="left"/>
-            </w:pPr>
-            <w:r>
-              <w:rPr>
-                <w:rFonts w:ascii="Times New Roman" w:cs="Times New Roman" w:eastAsia="Times New Roman" w:hAnsi="Times New Roman"/>
-                <w:sz w:val="22"/>
-                <w:szCs w:val="22"/>
-              </w:rPr>
-              <w:t xml:space="preserve"/>
-            </w:r>
-          </w:p>
-        </w:tc>
-        <w:tc>
-          <w:tcPr>
-            <w:tcW w:type="pct" w:w="10%"/>
-          </w:tcPr>
-          <w:p>
-            <w:pPr>
-              <w:jc w:val="left"/>
-            </w:pPr>
-            <w:r>
-              <w:rPr>
-                <w:rFonts w:ascii="Times New Roman" w:cs="Times New Roman" w:eastAsia="Times New Roman" w:hAnsi="Times New Roman"/>
-                <w:sz w:val="22"/>
-                <w:szCs w:val="22"/>
-              </w:rPr>
-              <w:t xml:space="preserve">{history_return_date_0}</w:t>
-            </w:r>
-          </w:p>
-        </w:tc>
-        <w:tc>
-          <w:tcPr>
-            <w:tcW w:type="pct" w:w="10%"/>
-          </w:tcPr>
-          <w:p>
-            <w:pPr>
-              <w:jc w:val="left"/>
-            </w:pPr>
-            <w:r>
-              <w:rPr>
-                <w:rFonts w:ascii="Times New Roman" w:cs="Times New Roman" w:eastAsia="Times New Roman" w:hAnsi="Times New Roman"/>
-                <w:sz w:val="22"/>
-                <w:szCs w:val="22"/>
-              </w:rPr>
-              <w:t xml:space="preserve"/>
-            </w:r>
-          </w:p>
-        </w:tc>
-        <w:tc>
-          <w:tcPr>
-            <w:tcW w:type="pct" w:w="8%"/>
-          </w:tcPr>
-          <w:p>
-            <w:pPr>
-              <w:jc w:val="left"/>
-            </w:pPr>
-            <w:r>
-              <w:rPr>
-                <w:rFonts w:ascii="Times New Roman" w:cs="Times New Roman" w:eastAsia="Times New Roman" w:hAnsi="Times New Roman"/>
-                <w:sz w:val="22"/>
-                <w:szCs w:val="22"/>
-              </w:rPr>
-              <w:t xml:space="preserve"/>
-            </w:r>
-          </w:p>
-        </w:tc>
-        <w:tc>
-          <w:tcPr>
-            <w:tcW w:type="pct" w:w="8%"/>
-          </w:tcPr>
-          <w:p>
-            <w:pPr>
-              <w:jc w:val="left"/>
-            </w:pPr>
-            <w:r>
-              <w:rPr>
-                <w:rFonts w:ascii="Times New Roman" w:cs="Times New Roman" w:eastAsia="Times New Roman" w:hAnsi="Times New Roman"/>
-                <w:sz w:val="22"/>
-                <w:szCs w:val="22"/>
-              </w:rPr>
-              <w:t xml:space="preserve"/>
-            </w:r>
-          </w:p>
-        </w:tc>
-      </w:tr>
-      <w:tr>
-        <w:tc>
-          <w:tcPr>
-            <w:tcW w:type="pct" w:w="16%"/>
-          </w:tcPr>
-          <w:p>
-            <w:pPr>
-              <w:jc w:val="left"/>
-            </w:pPr>
-            <w:r>
-              <w:rPr>
-                <w:rFonts w:ascii="Times New Roman" w:cs="Times New Roman" w:eastAsia="Times New Roman" w:hAnsi="Times New Roman"/>
-                <w:sz w:val="22"/>
-                <w:szCs w:val="22"/>
-              </w:rPr>
-              <w:t xml:space="preserve">{history_name_0}</w:t>
-            </w:r>
-          </w:p>
-        </w:tc>
-        <w:tc>
-          <w:tcPr>
-            <w:tcW w:type="pct" w:w="14%"/>
-          </w:tcPr>
-          <w:p>
-            <w:pPr>
-              <w:jc w:val="left"/>
-            </w:pPr>
-            <w:r>
-              <w:rPr>
-                <w:rFonts w:ascii="Times New Roman" w:cs="Times New Roman" w:eastAsia="Times New Roman" w:hAnsi="Times New Roman"/>
-                <w:sz w:val="22"/>
-                <w:szCs w:val="22"/>
-              </w:rPr>
-              <w:t xml:space="preserve"/>
-            </w:r>
-          </w:p>
-        </w:tc>
-        <w:tc>
-          <w:tcPr>
-            <w:tcW w:type="pct" w:w="10%"/>
-          </w:tcPr>
-          <w:p>
-            <w:pPr>
-              <w:jc w:val="left"/>
-            </w:pPr>
-            <w:r>
-              <w:rPr>
-                <w:rFonts w:ascii="Times New Roman" w:cs="Times New Roman" w:eastAsia="Times New Roman" w:hAnsi="Times New Roman"/>
-                <w:sz w:val="22"/>
-                <w:szCs w:val="22"/>
-              </w:rPr>
-              <w:t xml:space="preserve">{history_date_0}</w:t>
-            </w:r>
-          </w:p>
-        </w:tc>
-        <w:tc>
-          <w:tcPr>
-            <w:tcW w:type="pct" w:w="8%"/>
-          </w:tcPr>
-          <w:p>
-            <w:pPr>
-              <w:jc w:val="left"/>
-            </w:pPr>
-            <w:r>
-              <w:rPr>
-                <w:rFonts w:ascii="Times New Roman" w:cs="Times New Roman" w:eastAsia="Times New Roman" w:hAnsi="Times New Roman"/>
-                <w:sz w:val="22"/>
-                <w:szCs w:val="22"/>
-              </w:rPr>
-              <w:t xml:space="preserve">{history_qty_0}</w:t>
-            </w:r>
-          </w:p>
-        </w:tc>
-        <w:tc>
-          <w:tcPr>
-            <w:tcW w:type="pct" w:w="8%"/>
-          </w:tcPr>
-          <w:p>
-            <w:pPr>
-              <w:jc w:val="left"/>
-            </w:pPr>
-            <w:r>
-              <w:rPr>
-                <w:rFonts w:ascii="Times New Roman" w:cs="Times New Roman" w:eastAsia="Times New Roman" w:hAnsi="Times New Roman"/>
-                <w:sz w:val="22"/>
-                <w:szCs w:val="22"/>
-              </w:rPr>
-              <w:t xml:space="preserve">{history_type_0}</w:t>
-            </w:r>
-          </w:p>
-        </w:tc>
-        <w:tc>
-          <w:tcPr>
-            <w:tcW w:type="pct" w:w="10%"/>
-          </w:tcPr>
-          <w:p>
-            <w:pPr>
-              <w:jc w:val="left"/>
-            </w:pPr>
-            <w:r>
-              <w:rPr>
-                <w:rFonts w:ascii="Times New Roman" w:cs="Times New Roman" w:eastAsia="Times New Roman" w:hAnsi="Times New Roman"/>
-                <w:sz w:val="22"/>
-                <w:szCs w:val="22"/>
-              </w:rPr>
-              <w:t xml:space="preserve"/>
-            </w:r>
-          </w:p>
-        </w:tc>
-        <w:tc>
-          <w:tcPr>
-            <w:tcW w:type="pct" w:w="10%"/>
-          </w:tcPr>
-          <w:p>
-            <w:pPr>
-              <w:jc w:val="left"/>
-            </w:pPr>
-            <w:r>
-              <w:rPr>
-                <w:rFonts w:ascii="Times New Roman" w:cs="Times New Roman" w:eastAsia="Times New Roman" w:hAnsi="Times New Roman"/>
-                <w:sz w:val="22"/>
-                <w:szCs w:val="22"/>
-              </w:rPr>
-              <w:t xml:space="preserve">{history_return_date_0}</w:t>
-            </w:r>
-          </w:p>
-        </w:tc>
-        <w:tc>
-          <w:tcPr>
-            <w:tcW w:type="pct" w:w="10%"/>
-          </w:tcPr>
-          <w:p>
-            <w:pPr>
-              <w:jc w:val="left"/>
-            </w:pPr>
-            <w:r>
-              <w:rPr>
-                <w:rFonts w:ascii="Times New Roman" w:cs="Times New Roman" w:eastAsia="Times New Roman" w:hAnsi="Times New Roman"/>
-                <w:sz w:val="22"/>
-                <w:szCs w:val="22"/>
-              </w:rPr>
-              <w:t xml:space="preserve"/>
-            </w:r>
-          </w:p>
-        </w:tc>
-        <w:tc>
-          <w:tcPr>
-            <w:tcW w:type="pct" w:w="8%"/>
-          </w:tcPr>
-          <w:p>
-            <w:pPr>
-              <w:jc w:val="left"/>
-            </w:pPr>
-            <w:r>
-              <w:rPr>
-                <w:rFonts w:ascii="Times New Roman" w:cs="Times New Roman" w:eastAsia="Times New Roman" w:hAnsi="Times New Roman"/>
-                <w:sz w:val="22"/>
-                <w:szCs w:val="22"/>
-              </w:rPr>
-              <w:t xml:space="preserve"/>
-            </w:r>
-          </w:p>
-        </w:tc>
-        <w:tc>
-          <w:tcPr>
-            <w:tcW w:type="pct" w:w="8%"/>
-          </w:tcPr>
-          <w:p>
-            <w:pPr>
-              <w:jc w:val="left"/>
-            </w:pPr>
-            <w:r>
-              <w:rPr>
-                <w:rFonts w:ascii="Times New Roman" w:cs="Times New Roman" w:eastAsia="Times New Roman" w:hAnsi="Times New Roman"/>
-                <w:sz w:val="22"/>
-                <w:szCs w:val="22"/>
-              </w:rPr>
-              <w:t xml:space="preserve"/>
-            </w:r>
-          </w:p>
-        </w:tc>
-      </w:tr>
-      <w:tr>
-        <w:tc>
-          <w:tcPr>
-            <w:tcW w:type="pct" w:w="16%"/>
-          </w:tcPr>
-          <w:p>
-            <w:pPr>
-              <w:jc w:val="left"/>
-            </w:pPr>
-            <w:r>
-              <w:rPr>
-                <w:rFonts w:ascii="Times New Roman" w:cs="Times New Roman" w:eastAsia="Times New Roman" w:hAnsi="Times New Roman"/>
-                <w:sz w:val="22"/>
-                <w:szCs w:val="22"/>
-              </w:rPr>
-              <w:t xml:space="preserve">{history_name_0}</w:t>
-            </w:r>
-          </w:p>
-        </w:tc>
-        <w:tc>
-          <w:tcPr>
-            <w:tcW w:type="pct" w:w="14%"/>
-          </w:tcPr>
-          <w:p>
-            <w:pPr>
-              <w:jc w:val="left"/>
-            </w:pPr>
-            <w:r>
-              <w:rPr>
-                <w:rFonts w:ascii="Times New Roman" w:cs="Times New Roman" w:eastAsia="Times New Roman" w:hAnsi="Times New Roman"/>
-                <w:sz w:val="22"/>
-                <w:szCs w:val="22"/>
-              </w:rPr>
-              <w:t xml:space="preserve"/>
-            </w:r>
-          </w:p>
-        </w:tc>
-        <w:tc>
-          <w:tcPr>
-            <w:tcW w:type="pct" w:w="10%"/>
-          </w:tcPr>
-          <w:p>
-            <w:pPr>
-              <w:jc w:val="left"/>
-            </w:pPr>
-            <w:r>
-              <w:rPr>
-                <w:rFonts w:ascii="Times New Roman" w:cs="Times New Roman" w:eastAsia="Times New Roman" w:hAnsi="Times New Roman"/>
-                <w:sz w:val="22"/>
-                <w:szCs w:val="22"/>
-              </w:rPr>
-              <w:t xml:space="preserve">{history_date_0}</w:t>
-            </w:r>
-          </w:p>
-        </w:tc>
-        <w:tc>
-          <w:tcPr>
-            <w:tcW w:type="pct" w:w="8%"/>
-          </w:tcPr>
-          <w:p>
-            <w:pPr>
-              <w:jc w:val="left"/>
-            </w:pPr>
-            <w:r>
-              <w:rPr>
-                <w:rFonts w:ascii="Times New Roman" w:cs="Times New Roman" w:eastAsia="Times New Roman" w:hAnsi="Times New Roman"/>
-                <w:sz w:val="22"/>
-                <w:szCs w:val="22"/>
-              </w:rPr>
-              <w:t xml:space="preserve">{history_qty_0}</w:t>
-            </w:r>
-          </w:p>
-        </w:tc>
-        <w:tc>
-          <w:tcPr>
-            <w:tcW w:type="pct" w:w="8%"/>
-          </w:tcPr>
-          <w:p>
-            <w:pPr>
-              <w:jc w:val="left"/>
-            </w:pPr>
-            <w:r>
-              <w:rPr>
-                <w:rFonts w:ascii="Times New Roman" w:cs="Times New Roman" w:eastAsia="Times New Roman" w:hAnsi="Times New Roman"/>
-                <w:sz w:val="22"/>
-                <w:szCs w:val="22"/>
-              </w:rPr>
-              <w:t xml:space="preserve">{history_type_0}</w:t>
-            </w:r>
-          </w:p>
-        </w:tc>
-        <w:tc>
-          <w:tcPr>
-            <w:tcW w:type="pct" w:w="10%"/>
-          </w:tcPr>
-          <w:p>
-            <w:pPr>
-              <w:jc w:val="left"/>
-            </w:pPr>
-            <w:r>
-              <w:rPr>
-                <w:rFonts w:ascii="Times New Roman" w:cs="Times New Roman" w:eastAsia="Times New Roman" w:hAnsi="Times New Roman"/>
-                <w:sz w:val="22"/>
-                <w:szCs w:val="22"/>
-              </w:rPr>
-              <w:t xml:space="preserve"/>
-            </w:r>
-          </w:p>
-        </w:tc>
-        <w:tc>
-          <w:tcPr>
-            <w:tcW w:type="pct" w:w="10%"/>
-          </w:tcPr>
-          <w:p>
-            <w:pPr>
-              <w:jc w:val="left"/>
-            </w:pPr>
-            <w:r>
-              <w:rPr>
-                <w:rFonts w:ascii="Times New Roman" w:cs="Times New Roman" w:eastAsia="Times New Roman" w:hAnsi="Times New Roman"/>
-                <w:sz w:val="22"/>
-                <w:szCs w:val="22"/>
-              </w:rPr>
-              <w:t xml:space="preserve">{history_return_date_0}</w:t>
-            </w:r>
-          </w:p>
-        </w:tc>
-        <w:tc>
-          <w:tcPr>
-            <w:tcW w:type="pct" w:w="10%"/>
-          </w:tcPr>
-          <w:p>
-            <w:pPr>
-              <w:jc w:val="left"/>
-            </w:pPr>
-            <w:r>
-              <w:rPr>
-                <w:rFonts w:ascii="Times New Roman" w:cs="Times New Roman" w:eastAsia="Times New Roman" w:hAnsi="Times New Roman"/>
-                <w:sz w:val="22"/>
-                <w:szCs w:val="22"/>
-              </w:rPr>
-              <w:t xml:space="preserve"/>
-            </w:r>
-          </w:p>
-        </w:tc>
-        <w:tc>
-          <w:tcPr>
-            <w:tcW w:type="pct" w:w="8%"/>
-          </w:tcPr>
-          <w:p>
-            <w:pPr>
-              <w:jc w:val="left"/>
-            </w:pPr>
-            <w:r>
-              <w:rPr>
-                <w:rFonts w:ascii="Times New Roman" w:cs="Times New Roman" w:eastAsia="Times New Roman" w:hAnsi="Times New Roman"/>
-                <w:sz w:val="22"/>
-                <w:szCs w:val="22"/>
-              </w:rPr>
-              <w:t xml:space="preserve"/>
-            </w:r>
-          </w:p>
-        </w:tc>
-        <w:tc>
-          <w:tcPr>
-            <w:tcW w:type="pct" w:w="8%"/>
-          </w:tcPr>
-          <w:p>
-            <w:pPr>
-              <w:jc w:val="left"/>
-            </w:pPr>
-            <w:r>
-              <w:rPr>
-                <w:rFonts w:ascii="Times New Roman" w:cs="Times New Roman" w:eastAsia="Times New Roman" w:hAnsi="Times New Roman"/>
-                <w:sz w:val="22"/>
-                <w:szCs w:val="22"/>
-              </w:rPr>
-              <w:t xml:space="preserve"/>
-            </w:r>
-          </w:p>
-        </w:tc>
-      </w:tr>
-      <w:tr>
-        <w:tc>
-          <w:tcPr>
-            <w:tcW w:type="pct" w:w="16%"/>
-          </w:tcPr>
-          <w:p>
-            <w:pPr>
-              <w:jc w:val="left"/>
-            </w:pPr>
-            <w:r>
-              <w:rPr>
-                <w:rFonts w:ascii="Times New Roman" w:cs="Times New Roman" w:eastAsia="Times New Roman" w:hAnsi="Times New Roman"/>
-                <w:sz w:val="22"/>
-                <w:szCs w:val="22"/>
-              </w:rPr>
-              <w:t xml:space="preserve">{history_name_0}</w:t>
-            </w:r>
-          </w:p>
-        </w:tc>
-        <w:tc>
-          <w:tcPr>
-            <w:tcW w:type="pct" w:w="14%"/>
-          </w:tcPr>
-          <w:p>
-            <w:pPr>
-              <w:jc w:val="left"/>
-            </w:pPr>
-            <w:r>
-              <w:rPr>
-                <w:rFonts w:ascii="Times New Roman" w:cs="Times New Roman" w:eastAsia="Times New Roman" w:hAnsi="Times New Roman"/>
-                <w:sz w:val="22"/>
-                <w:szCs w:val="22"/>
-              </w:rPr>
-              <w:t xml:space="preserve"/>
-            </w:r>
-          </w:p>
-        </w:tc>
-        <w:tc>
-          <w:tcPr>
-            <w:tcW w:type="pct" w:w="10%"/>
-          </w:tcPr>
-          <w:p>
-            <w:pPr>
-              <w:jc w:val="left"/>
-            </w:pPr>
-            <w:r>
-              <w:rPr>
-                <w:rFonts w:ascii="Times New Roman" w:cs="Times New Roman" w:eastAsia="Times New Roman" w:hAnsi="Times New Roman"/>
-                <w:sz w:val="22"/>
-                <w:szCs w:val="22"/>
-              </w:rPr>
-              <w:t xml:space="preserve">{history_date_0}</w:t>
-            </w:r>
-          </w:p>
-        </w:tc>
-        <w:tc>
-          <w:tcPr>
-            <w:tcW w:type="pct" w:w="8%"/>
-          </w:tcPr>
-          <w:p>
-            <w:pPr>
-              <w:jc w:val="left"/>
-            </w:pPr>
-            <w:r>
-              <w:rPr>
-                <w:rFonts w:ascii="Times New Roman" w:cs="Times New Roman" w:eastAsia="Times New Roman" w:hAnsi="Times New Roman"/>
-                <w:sz w:val="22"/>
-                <w:szCs w:val="22"/>
-              </w:rPr>
-              <w:t xml:space="preserve">{history_qty_0}</w:t>
-            </w:r>
-          </w:p>
-        </w:tc>
-        <w:tc>
-          <w:tcPr>
-            <w:tcW w:type="pct" w:w="8%"/>
-          </w:tcPr>
-          <w:p>
-            <w:pPr>
-              <w:jc w:val="left"/>
-            </w:pPr>
-            <w:r>
-              <w:rPr>
-                <w:rFonts w:ascii="Times New Roman" w:cs="Times New Roman" w:eastAsia="Times New Roman" w:hAnsi="Times New Roman"/>
-                <w:sz w:val="22"/>
-                <w:szCs w:val="22"/>
-              </w:rPr>
-              <w:t xml:space="preserve">{history_type_0}</w:t>
-            </w:r>
-          </w:p>
-        </w:tc>
-        <w:tc>
-          <w:tcPr>
-            <w:tcW w:type="pct" w:w="10%"/>
-          </w:tcPr>
-          <w:p>
-            <w:pPr>
-              <w:jc w:val="left"/>
-            </w:pPr>
-            <w:r>
-              <w:rPr>
-                <w:rFonts w:ascii="Times New Roman" w:cs="Times New Roman" w:eastAsia="Times New Roman" w:hAnsi="Times New Roman"/>
-                <w:sz w:val="22"/>
-                <w:szCs w:val="22"/>
-              </w:rPr>
-              <w:t xml:space="preserve"/>
-            </w:r>
-          </w:p>
-        </w:tc>
-        <w:tc>
-          <w:tcPr>
-            <w:tcW w:type="pct" w:w="10%"/>
-          </w:tcPr>
-          <w:p>
-            <w:pPr>
-              <w:jc w:val="left"/>
-            </w:pPr>
-            <w:r>
-              <w:rPr>
-                <w:rFonts w:ascii="Times New Roman" w:cs="Times New Roman" w:eastAsia="Times New Roman" w:hAnsi="Times New Roman"/>
-                <w:sz w:val="22"/>
-                <w:szCs w:val="22"/>
-              </w:rPr>
-              <w:t xml:space="preserve">{history_return_date_0}</w:t>
-            </w:r>
-          </w:p>
-        </w:tc>
-        <w:tc>
-          <w:tcPr>
-            <w:tcW w:type="pct" w:w="10%"/>
-          </w:tcPr>
-          <w:p>
-            <w:pPr>
-              <w:jc w:val="left"/>
-            </w:pPr>
-            <w:r>
-              <w:rPr>
-                <w:rFonts w:ascii="Times New Roman" w:cs="Times New Roman" w:eastAsia="Times New Roman" w:hAnsi="Times New Roman"/>
-                <w:sz w:val="22"/>
-                <w:szCs w:val="22"/>
-              </w:rPr>
-              <w:t xml:space="preserve"/>
-            </w:r>
-          </w:p>
-        </w:tc>
-        <w:tc>
-          <w:tcPr>
-            <w:tcW w:type="pct" w:w="8%"/>
-          </w:tcPr>
-          <w:p>
-            <w:pPr>
-              <w:jc w:val="left"/>
-            </w:pPr>
-            <w:r>
-              <w:rPr>
-                <w:rFonts w:ascii="Times New Roman" w:cs="Times New Roman" w:eastAsia="Times New Roman" w:hAnsi="Times New Roman"/>
-                <w:sz w:val="22"/>
-                <w:szCs w:val="22"/>
-              </w:rPr>
-              <w:t xml:space="preserve"/>
-            </w:r>
-          </w:p>
-        </w:tc>
-        <w:tc>
-          <w:tcPr>
-            <w:tcW w:type="pct" w:w="8%"/>
-          </w:tcPr>
-          <w:p>
-            <w:pPr>
-              <w:jc w:val="left"/>
-            </w:pPr>
-            <w:r>
-              <w:rPr>
-                <w:rFonts w:ascii="Times New Roman" w:cs="Times New Roman" w:eastAsia="Times New Roman" w:hAnsi="Times New Roman"/>
-                <w:sz w:val="22"/>
-                <w:szCs w:val="22"/>
-              </w:rPr>
-              <w:t xml:space="preserve"/>
-            </w:r>
-          </w:p>
-        </w:tc>
-      </w:tr>
-      <w:tr>
-        <w:tc>
-          <w:tcPr>
-            <w:tcW w:type="pct" w:w="16%"/>
-          </w:tcPr>
-          <w:p>
-            <w:pPr>
-              <w:jc w:val="left"/>
-            </w:pPr>
-            <w:r>
-              <w:rPr>
-                <w:rFonts w:ascii="Times New Roman" w:cs="Times New Roman" w:eastAsia="Times New Roman" w:hAnsi="Times New Roman"/>
-                <w:sz w:val="22"/>
-                <w:szCs w:val="22"/>
-              </w:rPr>
-              <w:t xml:space="preserve">{history_name_0}</w:t>
-            </w:r>
-          </w:p>
-        </w:tc>
-        <w:tc>
-          <w:tcPr>
-            <w:tcW w:type="pct" w:w="14%"/>
-          </w:tcPr>
-          <w:p>
-            <w:pPr>
-              <w:jc w:val="left"/>
-            </w:pPr>
-            <w:r>
-              <w:rPr>
-                <w:rFonts w:ascii="Times New Roman" w:cs="Times New Roman" w:eastAsia="Times New Roman" w:hAnsi="Times New Roman"/>
-                <w:sz w:val="22"/>
-                <w:szCs w:val="22"/>
-              </w:rPr>
-              <w:t xml:space="preserve"/>
-            </w:r>
-          </w:p>
-        </w:tc>
-        <w:tc>
-          <w:tcPr>
-            <w:tcW w:type="pct" w:w="10%"/>
-          </w:tcPr>
-          <w:p>
-            <w:pPr>
-              <w:jc w:val="left"/>
-            </w:pPr>
-            <w:r>
-              <w:rPr>
-                <w:rFonts w:ascii="Times New Roman" w:cs="Times New Roman" w:eastAsia="Times New Roman" w:hAnsi="Times New Roman"/>
-                <w:sz w:val="22"/>
-                <w:szCs w:val="22"/>
-              </w:rPr>
-              <w:t xml:space="preserve">{history_date_0}</w:t>
-            </w:r>
-          </w:p>
-        </w:tc>
-        <w:tc>
-          <w:tcPr>
-            <w:tcW w:type="pct" w:w="8%"/>
-          </w:tcPr>
-          <w:p>
-            <w:pPr>
-              <w:jc w:val="left"/>
-            </w:pPr>
-            <w:r>
-              <w:rPr>
-                <w:rFonts w:ascii="Times New Roman" w:cs="Times New Roman" w:eastAsia="Times New Roman" w:hAnsi="Times New Roman"/>
-                <w:sz w:val="22"/>
-                <w:szCs w:val="22"/>
-              </w:rPr>
-              <w:t xml:space="preserve">{history_qty_0}</w:t>
-            </w:r>
-          </w:p>
-        </w:tc>
-        <w:tc>
-          <w:tcPr>
-            <w:tcW w:type="pct" w:w="8%"/>
-          </w:tcPr>
-          <w:p>
-            <w:pPr>
-              <w:jc w:val="left"/>
-            </w:pPr>
-            <w:r>
-              <w:rPr>
-                <w:rFonts w:ascii="Times New Roman" w:cs="Times New Roman" w:eastAsia="Times New Roman" w:hAnsi="Times New Roman"/>
-                <w:sz w:val="22"/>
-                <w:szCs w:val="22"/>
-              </w:rPr>
-              <w:t xml:space="preserve">{history_type_0}</w:t>
-            </w:r>
-          </w:p>
-        </w:tc>
-        <w:tc>
-          <w:tcPr>
-            <w:tcW w:type="pct" w:w="10%"/>
-          </w:tcPr>
-          <w:p>
-            <w:pPr>
-              <w:jc w:val="left"/>
-            </w:pPr>
-            <w:r>
-              <w:rPr>
-                <w:rFonts w:ascii="Times New Roman" w:cs="Times New Roman" w:eastAsia="Times New Roman" w:hAnsi="Times New Roman"/>
-                <w:sz w:val="22"/>
-                <w:szCs w:val="22"/>
-              </w:rPr>
-              <w:t xml:space="preserve"/>
-            </w:r>
-          </w:p>
-        </w:tc>
-        <w:tc>
-          <w:tcPr>
-            <w:tcW w:type="pct" w:w="10%"/>
-          </w:tcPr>
-          <w:p>
-            <w:pPr>
-              <w:jc w:val="left"/>
-            </w:pPr>
-            <w:r>
-              <w:rPr>
-                <w:rFonts w:ascii="Times New Roman" w:cs="Times New Roman" w:eastAsia="Times New Roman" w:hAnsi="Times New Roman"/>
-                <w:sz w:val="22"/>
-                <w:szCs w:val="22"/>
-              </w:rPr>
-              <w:t xml:space="preserve">{history_return_date_0}</w:t>
-            </w:r>
-          </w:p>
-        </w:tc>
-        <w:tc>
-          <w:tcPr>
-            <w:tcW w:type="pct" w:w="10%"/>
-          </w:tcPr>
-          <w:p>
-            <w:pPr>
-              <w:jc w:val="left"/>
-            </w:pPr>
-            <w:r>
-              <w:rPr>
-                <w:rFonts w:ascii="Times New Roman" w:cs="Times New Roman" w:eastAsia="Times New Roman" w:hAnsi="Times New Roman"/>
-                <w:sz w:val="22"/>
-                <w:szCs w:val="22"/>
-              </w:rPr>
-              <w:t xml:space="preserve"/>
-            </w:r>
-          </w:p>
-        </w:tc>
-        <w:tc>
-          <w:tcPr>
-            <w:tcW w:type="pct" w:w="8%"/>
-          </w:tcPr>
-          <w:p>
-            <w:pPr>
-              <w:jc w:val="left"/>
-            </w:pPr>
-            <w:r>
-              <w:rPr>
-                <w:rFonts w:ascii="Times New Roman" w:cs="Times New Roman" w:eastAsia="Times New Roman" w:hAnsi="Times New Roman"/>
-                <w:sz w:val="22"/>
-                <w:szCs w:val="22"/>
-              </w:rPr>
-              <w:t xml:space="preserve"/>
-            </w:r>
-          </w:p>
-        </w:tc>
-        <w:tc>
-          <w:tcPr>
-            <w:tcW w:type="pct" w:w="8%"/>
-          </w:tcPr>
-          <w:p>
-            <w:pPr>
-              <w:jc w:val="left"/>
-            </w:pPr>
-            <w:r>
-              <w:rPr>
-                <w:rFonts w:ascii="Times New Roman" w:cs="Times New Roman" w:eastAsia="Times New Roman" w:hAnsi="Times New Roman"/>
-                <w:sz w:val="22"/>
-                <w:szCs w:val="22"/>
-              </w:rPr>
-              <w:t xml:space="preserve"/>
-            </w:r>
-          </w:p>
-        </w:tc>
-      </w:tr>
-      <w:tr>
-        <w:tc>
-          <w:tcPr>
-            <w:tcW w:type="pct" w:w="16%"/>
-          </w:tcPr>
-          <w:p>
-            <w:pPr>
-              <w:jc w:val="left"/>
-            </w:pPr>
-            <w:r>
-              <w:rPr>
-                <w:rFonts w:ascii="Times New Roman" w:cs="Times New Roman" w:eastAsia="Times New Roman" w:hAnsi="Times New Roman"/>
-                <w:sz w:val="22"/>
-                <w:szCs w:val="22"/>
-              </w:rPr>
-              <w:t xml:space="preserve">{history_name_0}</w:t>
-            </w:r>
-          </w:p>
-        </w:tc>
-        <w:tc>
-          <w:tcPr>
-            <w:tcW w:type="pct" w:w="14%"/>
-          </w:tcPr>
-          <w:p>
-            <w:pPr>
-              <w:jc w:val="left"/>
-            </w:pPr>
-            <w:r>
-              <w:rPr>
-                <w:rFonts w:ascii="Times New Roman" w:cs="Times New Roman" w:eastAsia="Times New Roman" w:hAnsi="Times New Roman"/>
-                <w:sz w:val="22"/>
-                <w:szCs w:val="22"/>
-              </w:rPr>
-              <w:t xml:space="preserve"/>
-            </w:r>
-          </w:p>
-        </w:tc>
-        <w:tc>
-          <w:tcPr>
-            <w:tcW w:type="pct" w:w="10%"/>
-          </w:tcPr>
-          <w:p>
-            <w:pPr>
-              <w:jc w:val="left"/>
-            </w:pPr>
-            <w:r>
-              <w:rPr>
-                <w:rFonts w:ascii="Times New Roman" w:cs="Times New Roman" w:eastAsia="Times New Roman" w:hAnsi="Times New Roman"/>
-                <w:sz w:val="22"/>
-                <w:szCs w:val="22"/>
-              </w:rPr>
-              <w:t xml:space="preserve">{history_date_0}</w:t>
-            </w:r>
-          </w:p>
-        </w:tc>
-        <w:tc>
-          <w:tcPr>
-            <w:tcW w:type="pct" w:w="8%"/>
-          </w:tcPr>
-          <w:p>
-            <w:pPr>
-              <w:jc w:val="left"/>
-            </w:pPr>
-            <w:r>
-              <w:rPr>
-                <w:rFonts w:ascii="Times New Roman" w:cs="Times New Roman" w:eastAsia="Times New Roman" w:hAnsi="Times New Roman"/>
-                <w:sz w:val="22"/>
-                <w:szCs w:val="22"/>
-              </w:rPr>
-              <w:t xml:space="preserve">{history_qty_0}</w:t>
-            </w:r>
-          </w:p>
-        </w:tc>
-        <w:tc>
-          <w:tcPr>
-            <w:tcW w:type="pct" w:w="8%"/>
-          </w:tcPr>
-          <w:p>
-            <w:pPr>
-              <w:jc w:val="left"/>
-            </w:pPr>
-            <w:r>
-              <w:rPr>
-                <w:rFonts w:ascii="Times New Roman" w:cs="Times New Roman" w:eastAsia="Times New Roman" w:hAnsi="Times New Roman"/>
-                <w:sz w:val="22"/>
-                <w:szCs w:val="22"/>
-              </w:rPr>
-              <w:t xml:space="preserve">{history_type_0}</w:t>
-            </w:r>
-          </w:p>
-        </w:tc>
-        <w:tc>
-          <w:tcPr>
-            <w:tcW w:type="pct" w:w="10%"/>
-          </w:tcPr>
-          <w:p>
-            <w:pPr>
-              <w:jc w:val="left"/>
-            </w:pPr>
-            <w:r>
-              <w:rPr>
-                <w:rFonts w:ascii="Times New Roman" w:cs="Times New Roman" w:eastAsia="Times New Roman" w:hAnsi="Times New Roman"/>
-                <w:sz w:val="22"/>
-                <w:szCs w:val="22"/>
-              </w:rPr>
-              <w:t xml:space="preserve"/>
-            </w:r>
-          </w:p>
-        </w:tc>
-        <w:tc>
-          <w:tcPr>
-            <w:tcW w:type="pct" w:w="10%"/>
-          </w:tcPr>
-          <w:p>
-            <w:pPr>
-              <w:jc w:val="left"/>
-            </w:pPr>
-            <w:r>
-              <w:rPr>
-                <w:rFonts w:ascii="Times New Roman" w:cs="Times New Roman" w:eastAsia="Times New Roman" w:hAnsi="Times New Roman"/>
-                <w:sz w:val="22"/>
-                <w:szCs w:val="22"/>
-              </w:rPr>
-              <w:t xml:space="preserve">{history_return_date_0}</w:t>
-            </w:r>
-          </w:p>
-        </w:tc>
-        <w:tc>
-          <w:tcPr>
-            <w:tcW w:type="pct" w:w="10%"/>
-          </w:tcPr>
-          <w:p>
-            <w:pPr>
-              <w:jc w:val="left"/>
-            </w:pPr>
-            <w:r>
-              <w:rPr>
-                <w:rFonts w:ascii="Times New Roman" w:cs="Times New Roman" w:eastAsia="Times New Roman" w:hAnsi="Times New Roman"/>
-                <w:sz w:val="22"/>
-                <w:szCs w:val="22"/>
-              </w:rPr>
-              <w:t xml:space="preserve"/>
-            </w:r>
-          </w:p>
-        </w:tc>
-        <w:tc>
-          <w:tcPr>
-            <w:tcW w:type="pct" w:w="8%"/>
-          </w:tcPr>
-          <w:p>
-            <w:pPr>
-              <w:jc w:val="left"/>
-            </w:pPr>
-            <w:r>
-              <w:rPr>
-                <w:rFonts w:ascii="Times New Roman" w:cs="Times New Roman" w:eastAsia="Times New Roman" w:hAnsi="Times New Roman"/>
-                <w:sz w:val="22"/>
-                <w:szCs w:val="22"/>
-              </w:rPr>
-              <w:t xml:space="preserve"/>
-            </w:r>
-          </w:p>
-        </w:tc>
-        <w:tc>
-          <w:tcPr>
-            <w:tcW w:type="pct" w:w="8%"/>
-          </w:tcPr>
-          <w:p>
-            <w:pPr>
-              <w:jc w:val="left"/>
-            </w:pPr>
-            <w:r>
-              <w:rPr>
-                <w:rFonts w:ascii="Times New Roman" w:cs="Times New Roman" w:eastAsia="Times New Roman" w:hAnsi="Times New Roman"/>
-                <w:sz w:val="22"/>
-                <w:szCs w:val="22"/>
-              </w:rPr>
-              <w:t xml:space="preserve"/>
-            </w:r>
-          </w:p>
-        </w:tc>
-      </w:tr>
-      <w:tr>
-        <w:tc>
-          <w:tcPr>
-            <w:tcW w:type="pct" w:w="16%"/>
-          </w:tcPr>
-          <w:p>
-            <w:pPr>
-              <w:jc w:val="left"/>
-            </w:pPr>
-            <w:r>
-              <w:rPr>
-                <w:rFonts w:ascii="Times New Roman" w:cs="Times New Roman" w:eastAsia="Times New Roman" w:hAnsi="Times New Roman"/>
-                <w:sz w:val="22"/>
-                <w:szCs w:val="22"/>
-              </w:rPr>
-              <w:t xml:space="preserve">{history_name_0}</w:t>
-            </w:r>
-          </w:p>
-        </w:tc>
-        <w:tc>
-          <w:tcPr>
-            <w:tcW w:type="pct" w:w="14%"/>
-          </w:tcPr>
-          <w:p>
-            <w:pPr>
-              <w:jc w:val="left"/>
-            </w:pPr>
-            <w:r>
-              <w:rPr>
-                <w:rFonts w:ascii="Times New Roman" w:cs="Times New Roman" w:eastAsia="Times New Roman" w:hAnsi="Times New Roman"/>
-                <w:sz w:val="22"/>
-                <w:szCs w:val="22"/>
-              </w:rPr>
-              <w:t xml:space="preserve"/>
-            </w:r>
-          </w:p>
-        </w:tc>
-        <w:tc>
-          <w:tcPr>
-            <w:tcW w:type="pct" w:w="10%"/>
-          </w:tcPr>
-          <w:p>
-            <w:pPr>
-              <w:jc w:val="left"/>
-            </w:pPr>
-            <w:r>
-              <w:rPr>
-                <w:rFonts w:ascii="Times New Roman" w:cs="Times New Roman" w:eastAsia="Times New Roman" w:hAnsi="Times New Roman"/>
-                <w:sz w:val="22"/>
-                <w:szCs w:val="22"/>
-              </w:rPr>
-              <w:t xml:space="preserve">{history_date_0}</w:t>
-            </w:r>
-          </w:p>
-        </w:tc>
-        <w:tc>
-          <w:tcPr>
-            <w:tcW w:type="pct" w:w="8%"/>
-          </w:tcPr>
-          <w:p>
-            <w:pPr>
-              <w:jc w:val="left"/>
-            </w:pPr>
-            <w:r>
-              <w:rPr>
-                <w:rFonts w:ascii="Times New Roman" w:cs="Times New Roman" w:eastAsia="Times New Roman" w:hAnsi="Times New Roman"/>
-                <w:sz w:val="22"/>
-                <w:szCs w:val="22"/>
-              </w:rPr>
-              <w:t xml:space="preserve">{history_qty_0}</w:t>
-            </w:r>
-          </w:p>
-        </w:tc>
-        <w:tc>
-          <w:tcPr>
-            <w:tcW w:type="pct" w:w="8%"/>
-          </w:tcPr>
-          <w:p>
-            <w:pPr>
-              <w:jc w:val="left"/>
-            </w:pPr>
-            <w:r>
-              <w:rPr>
-                <w:rFonts w:ascii="Times New Roman" w:cs="Times New Roman" w:eastAsia="Times New Roman" w:hAnsi="Times New Roman"/>
-                <w:sz w:val="22"/>
-                <w:szCs w:val="22"/>
-              </w:rPr>
-              <w:t xml:space="preserve">{history_type_0}</w:t>
-            </w:r>
-          </w:p>
-        </w:tc>
-        <w:tc>
-          <w:tcPr>
-            <w:tcW w:type="pct" w:w="10%"/>
-          </w:tcPr>
-          <w:p>
-            <w:pPr>
-              <w:jc w:val="left"/>
-            </w:pPr>
-            <w:r>
-              <w:rPr>
-                <w:rFonts w:ascii="Times New Roman" w:cs="Times New Roman" w:eastAsia="Times New Roman" w:hAnsi="Times New Roman"/>
-                <w:sz w:val="22"/>
-                <w:szCs w:val="22"/>
-              </w:rPr>
-              <w:t xml:space="preserve"/>
-            </w:r>
-          </w:p>
-        </w:tc>
-        <w:tc>
-          <w:tcPr>
-            <w:tcW w:type="pct" w:w="10%"/>
-          </w:tcPr>
-          <w:p>
-            <w:pPr>
-              <w:jc w:val="left"/>
-            </w:pPr>
-            <w:r>
-              <w:rPr>
-                <w:rFonts w:ascii="Times New Roman" w:cs="Times New Roman" w:eastAsia="Times New Roman" w:hAnsi="Times New Roman"/>
-                <w:sz w:val="22"/>
-                <w:szCs w:val="22"/>
-              </w:rPr>
-              <w:t xml:space="preserve">{history_return_date_0}</w:t>
-            </w:r>
-          </w:p>
-        </w:tc>
-        <w:tc>
-          <w:tcPr>
-            <w:tcW w:type="pct" w:w="10%"/>
-          </w:tcPr>
-          <w:p>
-            <w:pPr>
-              <w:jc w:val="left"/>
-            </w:pPr>
-            <w:r>
-              <w:rPr>
-                <w:rFonts w:ascii="Times New Roman" w:cs="Times New Roman" w:eastAsia="Times New Roman" w:hAnsi="Times New Roman"/>
-                <w:sz w:val="22"/>
-                <w:szCs w:val="22"/>
-              </w:rPr>
-              <w:t xml:space="preserve"/>
-            </w:r>
-          </w:p>
-        </w:tc>
-        <w:tc>
-          <w:tcPr>
-            <w:tcW w:type="pct" w:w="8%"/>
-          </w:tcPr>
-          <w:p>
-            <w:pPr>
-              <w:jc w:val="left"/>
-            </w:pPr>
-            <w:r>
-              <w:rPr>
-                <w:rFonts w:ascii="Times New Roman" w:cs="Times New Roman" w:eastAsia="Times New Roman" w:hAnsi="Times New Roman"/>
-                <w:sz w:val="22"/>
-                <w:szCs w:val="22"/>
-              </w:rPr>
-              <w:t xml:space="preserve"/>
-            </w:r>
-          </w:p>
-        </w:tc>
-        <w:tc>
-          <w:tcPr>
-            <w:tcW w:type="pct" w:w="8%"/>
-          </w:tcPr>
-          <w:p>
-            <w:pPr>
-              <w:jc w:val="left"/>
-            </w:pPr>
-            <w:r>
-              <w:rPr>
-                <w:rFonts w:ascii="Times New Roman" w:cs="Times New Roman" w:eastAsia="Times New Roman" w:hAnsi="Times New Roman"/>
-                <w:sz w:val="22"/>
-                <w:szCs w:val="22"/>
-              </w:rPr>
-              <w:t xml:space="preserve"/>
-            </w:r>
-          </w:p>
-        </w:tc>
-      </w:tr>
-      <w:tr>
-        <w:tc>
-          <w:tcPr>
-            <w:tcW w:type="pct" w:w="16%"/>
-          </w:tcPr>
-          <w:p>
-            <w:pPr>
-              <w:jc w:val="left"/>
-            </w:pPr>
-            <w:r>
-              <w:rPr>
-                <w:rFonts w:ascii="Times New Roman" w:cs="Times New Roman" w:eastAsia="Times New Roman" w:hAnsi="Times New Roman"/>
-                <w:sz w:val="22"/>
-                <w:szCs w:val="22"/>
-              </w:rPr>
-              <w:t xml:space="preserve">{history_name_0}</w:t>
-            </w:r>
-          </w:p>
-        </w:tc>
-        <w:tc>
-          <w:tcPr>
-            <w:tcW w:type="pct" w:w="14%"/>
-          </w:tcPr>
-          <w:p>
-            <w:pPr>
-              <w:jc w:val="left"/>
-            </w:pPr>
-            <w:r>
-              <w:rPr>
-                <w:rFonts w:ascii="Times New Roman" w:cs="Times New Roman" w:eastAsia="Times New Roman" w:hAnsi="Times New Roman"/>
-                <w:sz w:val="22"/>
-                <w:szCs w:val="22"/>
-              </w:rPr>
-              <w:t xml:space="preserve"/>
-            </w:r>
-          </w:p>
-        </w:tc>
-        <w:tc>
-          <w:tcPr>
-            <w:tcW w:type="pct" w:w="10%"/>
-          </w:tcPr>
-          <w:p>
-            <w:pPr>
-              <w:jc w:val="left"/>
-            </w:pPr>
-            <w:r>
-              <w:rPr>
-                <w:rFonts w:ascii="Times New Roman" w:cs="Times New Roman" w:eastAsia="Times New Roman" w:hAnsi="Times New Roman"/>
-                <w:sz w:val="22"/>
-                <w:szCs w:val="22"/>
-              </w:rPr>
-              <w:t xml:space="preserve">{history_date_0}</w:t>
-            </w:r>
-          </w:p>
-        </w:tc>
-        <w:tc>
-          <w:tcPr>
-            <w:tcW w:type="pct" w:w="8%"/>
-          </w:tcPr>
-          <w:p>
-            <w:pPr>
-              <w:jc w:val="left"/>
-            </w:pPr>
-            <w:r>
-              <w:rPr>
-                <w:rFonts w:ascii="Times New Roman" w:cs="Times New Roman" w:eastAsia="Times New Roman" w:hAnsi="Times New Roman"/>
-                <w:sz w:val="22"/>
-                <w:szCs w:val="22"/>
-              </w:rPr>
-              <w:t xml:space="preserve">{history_qty_0}</w:t>
-            </w:r>
-          </w:p>
-        </w:tc>
-        <w:tc>
-          <w:tcPr>
-            <w:tcW w:type="pct" w:w="8%"/>
-          </w:tcPr>
-          <w:p>
-            <w:pPr>
-              <w:jc w:val="left"/>
-            </w:pPr>
-            <w:r>
-              <w:rPr>
-                <w:rFonts w:ascii="Times New Roman" w:cs="Times New Roman" w:eastAsia="Times New Roman" w:hAnsi="Times New Roman"/>
-                <w:sz w:val="22"/>
-                <w:szCs w:val="22"/>
-              </w:rPr>
-              <w:t xml:space="preserve">{history_type_0}</w:t>
-            </w:r>
-          </w:p>
-        </w:tc>
-        <w:tc>
-          <w:tcPr>
-            <w:tcW w:type="pct" w:w="10%"/>
-          </w:tcPr>
-          <w:p>
-            <w:pPr>
-              <w:jc w:val="left"/>
-            </w:pPr>
-            <w:r>
-              <w:rPr>
-                <w:rFonts w:ascii="Times New Roman" w:cs="Times New Roman" w:eastAsia="Times New Roman" w:hAnsi="Times New Roman"/>
-                <w:sz w:val="22"/>
-                <w:szCs w:val="22"/>
-              </w:rPr>
-              <w:t xml:space="preserve"/>
-            </w:r>
-          </w:p>
-        </w:tc>
-        <w:tc>
-          <w:tcPr>
-            <w:tcW w:type="pct" w:w="10%"/>
-          </w:tcPr>
-          <w:p>
-            <w:pPr>
-              <w:jc w:val="left"/>
-            </w:pPr>
-            <w:r>
-              <w:rPr>
-                <w:rFonts w:ascii="Times New Roman" w:cs="Times New Roman" w:eastAsia="Times New Roman" w:hAnsi="Times New Roman"/>
-                <w:sz w:val="22"/>
-                <w:szCs w:val="22"/>
-              </w:rPr>
-              <w:t xml:space="preserve">{history_return_date_0}</w:t>
-            </w:r>
-          </w:p>
-        </w:tc>
-        <w:tc>
-          <w:tcPr>
-            <w:tcW w:type="pct" w:w="10%"/>
-          </w:tcPr>
-          <w:p>
-            <w:pPr>
-              <w:jc w:val="left"/>
-            </w:pPr>
-            <w:r>
-              <w:rPr>
-                <w:rFonts w:ascii="Times New Roman" w:cs="Times New Roman" w:eastAsia="Times New Roman" w:hAnsi="Times New Roman"/>
-                <w:sz w:val="22"/>
-                <w:szCs w:val="22"/>
-              </w:rPr>
-              <w:t xml:space="preserve"/>
-            </w:r>
-          </w:p>
-        </w:tc>
-        <w:tc>
-          <w:tcPr>
-            <w:tcW w:type="pct" w:w="8%"/>
-          </w:tcPr>
-          <w:p>
-            <w:pPr>
-              <w:jc w:val="left"/>
-            </w:pPr>
-            <w:r>
-              <w:rPr>
-                <w:rFonts w:ascii="Times New Roman" w:cs="Times New Roman" w:eastAsia="Times New Roman" w:hAnsi="Times New Roman"/>
-                <w:sz w:val="22"/>
-                <w:szCs w:val="22"/>
-              </w:rPr>
-              <w:t xml:space="preserve"/>
-            </w:r>
-          </w:p>
-        </w:tc>
-        <w:tc>
-          <w:tcPr>
-            <w:tcW w:type="pct" w:w="8%"/>
+        <w:tc>
+          <w:tcPr>
+            <w:tcW w:type="pct" w:w="6%"/>
           </w:tcPr>
           <w:p>
             <w:pPr>
